--- a/docs/MinhaRotina-PI.docx
+++ b/docs/MinhaRotina-PI.docx
@@ -130,7 +130,7 @@
         <w:rPr>
           <w:rtl w:val="0"/>
         </w:rPr>
-        <w:t xml:space="preserve">O presente Projeto Integrador tem como objetivo desenvolver uma aplicação mobile de organização de rotina voltada a adultos de 18 a 45 anos com rotina variável e dificuldades de memória prospectiva, utilizando React Native via Expo, TypeScript e SQLite local. O trabalho aborda as etapas de levantamento de requisitos, planejamento, modelagem, desenvolvimento e testes da aplicação, integrando diferentes áreas da tecnologia da informação, como Programação para Dispositivos Móveis, Programação Orientada a Objetos, Engenharia de Requisitos e Avaliação de Software. Para a construção do sistema, foi adotada metodologia de desenvolvimento incremental organizada em três sprints de duas semanas, com versionamento em Git, prototipação navegável em HTML e validação por critérios de aceite mensuráveis. A solução proposta é 100% local, em português, sem conta e sem internet: captura em inbox único em menos de 10 segundos, dia limitado a 3 prioridades com barra de progresso visual, checklist de saída no ponto de ação e temporizador Pomodoro de 25 minutos por bloco de foco. Além disso, o projeto busca evidenciar a importância da interdisciplinaridade na formação académica e profissional dos estudantes, aproximando-os das demandas reais do mercado de trabalho. Como resultado, foi desenvolvido um protótipo funcional e a base do aplicativo com persistência local capaz de atender aos objetivos propostos, demonstrando a integração entre teoria e prática durante o processo de aprendizagem.</w:t>
+        <w:t xml:space="preserve">O presente Projeto Integrador tem como objetivo desenvolver uma aplicação mobile de organização de rotina voltada a adultos de 18 a 45 anos com rotina variável e dificuldades de memória prospectiva, utilizando React Native via Expo, TypeScript e SQLite local. O trabalho aborda as etapas de levantamento de requisitos, planejamento, modelagem, desenvolvimento e testes da aplicação, integrando diferentes áreas da tecnologia da informação, como Programação para Dispositivos Móveis, Programação Orientada a Objetos, Engenharia de Requisitos e Avaliação de Software. Para a construção do sistema, foi adotada metodologia de desenvolvimento incremental organizada em três sprints de duas semanas, com versionamento em Git, prototipação navegável em HTML e validação por critérios de aceite mensuráveis. A solução proposta é 100% local, em português, com conta local e sem internet: captura em inbox único em menos de 10 segundos, dia limitado a 3 prioridades com barra de progresso visual, checklist de saída no ponto de ação e temporizador Pomodoro de 25 minutos por bloco de foco. Além disso, o projeto busca evidenciar a importância da interdisciplinaridade na formação académica e profissional dos estudantes, aproximando-os das demandas reais do mercado de trabalho. Como resultado, foi desenvolvido um protótipo funcional e a base do aplicativo com persistência local capaz de atender aos objetivos propostos, demonstrando a integração entre teoria e prática durante o processo de aprendizagem.</w:t>
       </w:r>
     </w:p>
     <w:p>
@@ -372,7 +372,7 @@
           <w:szCs w:val="24"/>
           <w:rtl w:val="0"/>
         </w:rPr>
-        <w:t xml:space="preserve">Dentro desse contexto surgiu a proposta de desenvolver o aplicativo Minha Rotina: um app 100% local, em português, sem conta e sem internet, que captura em inbox único em menos de 10 segundos, limita o dia a 3 prioridades com barra de progresso visual, oferece checklist de saída no ponto de ação e temporizador de 25 minutos por bloco de foco. O desenvolvimento desta aplicação busca solucionar o problema do esquecimento na saída, da paralisia por excesso de opções e da dispersão de prazos por meio de uma plataforma moderna, simples e com privacidade total, pois todo o dado fica no aparelho.</w:t>
+        <w:t xml:space="preserve">Dentro desse contexto surgiu a proposta de desenvolver o aplicativo Minha Rotina: um app 100% local, em português, com conta local e sem internet, que captura em inbox único em menos de 10 segundos, limita o dia a 3 prioridades com barra de progresso visual, oferece checklist de saída no ponto de ação e temporizador de 25 minutos por bloco de foco. O desenvolvimento desta aplicação busca solucionar o problema do esquecimento na saída, da paralisia por excesso de opções e da dispersão de prazos por meio de uma plataforma moderna, simples e com privacidade total, pois todo o dado fica no aparelho.</w:t>
       </w:r>
     </w:p>
     <w:p>
@@ -583,7 +583,7 @@
           <w:szCs w:val="24"/>
           <w:rtl w:val="0"/>
         </w:rPr>
-        <w:t xml:space="preserve">● Desenvolver tela de Hoje limitada a 3 itens escolhidos manualmente pelo usuário, com bloqueio neutro da 4ª tentativa, checkbox grande (≥ 48dp) e barra de progresso visual com cor dinâmica (RF02, RF05, RF06, CA-PI02 a CA-PI04);</w:t>
+        <w:t xml:space="preserve">● Desenvolver tela de Hoje limitada a 3 itens escolhidos manualmente pelo usuário, com bloqueio neutro da 4ª tentativa, checkbox de 32px e barra de progresso visual com cor dinâmica (RF02, RF05, RF06, CA-PI02 a CA-PI04);</w:t>
       </w:r>
     </w:p>
     <w:p>
@@ -619,7 +619,7 @@
           <w:szCs w:val="24"/>
           <w:rtl w:val="0"/>
         </w:rPr>
-        <w:t xml:space="preserve">● Implementar temporizador Pomodoro de 25 minutos com start/pause sem resetar ao trocar de aba e notificação de transição apenas ao encerrar o bloco (RF04, RF07, CA-PI04, CA-PI05);</w:t>
+        <w:t xml:space="preserve">● Implementar temporizador Pomodoro de 25 minutos com start/pause sem resetar ao trocar de aba e aviso de fim de bloco apenas ao encerrar o Pomodoro, sem interromper o foco (RF04, RF07, CA-PI04, CA-PI05);</w:t>
       </w:r>
     </w:p>
     <w:p>
@@ -637,7 +637,7 @@
           <w:szCs w:val="24"/>
           <w:rtl w:val="0"/>
         </w:rPr>
-        <w:t xml:space="preserve">● Estruturar banco de dados local com SQLite (expo-sqlite) para persistência total no aparelho, aplicando padrões Singleton, Observer e Strategy;</w:t>
+        <w:t xml:space="preserve">● Estruturar banco de dados local com SQLite (expo-sqlite) para persistência total no aparelho, aplicando os padrões Singleton e Observer;</w:t>
       </w:r>
     </w:p>
     <w:p>
@@ -673,7 +673,7 @@
           <w:szCs w:val="24"/>
           <w:rtl w:val="0"/>
         </w:rPr>
-        <w:t xml:space="preserve">● Validar o funcionamento do sistema por meio de 7 critérios de aceite e 10 casos de teste manuais executados em dispositivo Android via QR/APK, com congelamento do código 3 dias antes da banca.</w:t>
+        <w:t xml:space="preserve">● Validar o funcionamento do sistema por meio de 7 critérios de aceite e 15 casos de teste manuais, além de verificação estática contínua com o compilador TypeScript e o ESLint.</w:t>
       </w:r>
     </w:p>
     <w:p>
@@ -836,7 +836,7 @@
           <w:szCs w:val="24"/>
           <w:rtl w:val="0"/>
         </w:rPr>
-        <w:t xml:space="preserve">Ao final, foi executada validação geral com demonstração viva de 10 minutos (fluxo Inbox → Hoje 3 → checklist → timer → revisão) em dispositivo Android físico sem conexão, com meta de zero crash. A versão final do código foi congelada três dias antes da defesa, garantindo estabilidade, conforme recomendam Pressman e Maxim (2021) e Sommerville (2019) quanto a estratégias de teste nos níveis de componente e integração.</w:t>
+        <w:t xml:space="preserve">A validação foi feita em navegador, com os 15 casos do roteiro de teste manual executados de ponta a ponta (cadastro, captura com categoria, promoção, conclusão, limite de três, edição, exclusão, lembrete de saída, timer e revisão), sem erro de execução. A passagem em aparelho Android físico por QR ficou pendente: a rede do ambiente onde os testes rodaram impedia a conexão entre o celular e o computador. O código é congelado três dias antes da defesa, conforme Pressman e Maxim (2021) e Sommerville (2019) quanto a estratégias de teste nos níveis de componente e integração.</w:t>
       </w:r>
     </w:p>
     <w:p>
@@ -1026,7 +1026,7 @@
           <w:szCs w:val="24"/>
           <w:rtl w:val="0"/>
         </w:rPr>
-        <w:t xml:space="preserve">A disciplina foi responsável por fornecer os conhecimentos para a construção do aplicativo em React Native via Expo com TypeScript e SQLite offline. Foram aplicados conceitos de criação de interfaces modernas, navegação entre telas por abas (Inbox, Hoje, Saída, Timer, Revisão), gerenciamento de estados, integração com banco local e alarmes locais.</w:t>
+        <w:t xml:space="preserve">A disciplina foi responsável por fornecer os conhecimentos para a construção do aplicativo em React Native via Expo com TypeScript e SQLite offline. Foram aplicados conceitos de criação de interfaces modernas, navegação entre telas por abas (Hoje, Saída, Timer, Revisão), gerenciamento de estados, integração com banco local e alarmes locais.</w:t>
       </w:r>
     </w:p>
     <w:p>
@@ -1065,7 +1065,7 @@
           <w:szCs w:val="24"/>
           <w:rtl w:val="0"/>
         </w:rPr>
-        <w:t xml:space="preserve">Além disso, foram aplicados princípios de design de interfaces e usabilidade: fonte mínima de 16px, botões de toque ≥ 48dp, formulários responsivos e validação para reduzir erros. Segundo Nielsen (2012), a interface deve proporcionar simplicidade, clareza e facilidade de utilização, e a usabilidade é um atributo de qualidade relacionado à facilidade de uso. Entre as funcionalidades implementadas destacam-se: captura em &lt; 10s, mover para o Hoje em 1 toque, exclusão sem confirmação, limite de 3 no Hoje, barra de progresso vermelho → amarelo → verde, checklist ≤ 5 com 1 toque por item, timer 25:00 com start/pause e revisão semanal offline.</w:t>
+        <w:t xml:space="preserve">Além disso, foram aplicados princípios de design de interfaces e usabilidade: corpo de texto de 17px com rótulos a partir de 12px, alvos de toque de 44pt, formulários responsivos e validação para reduzir erros. Segundo Nielsen (2012), a interface deve proporcionar simplicidade, clareza e facilidade de utilização, e a usabilidade é um atributo de qualidade relacionado à facilidade de uso. Entre as funcionalidades implementadas destacam-se: captura em &lt; 10s, promoção de uma ideia para as prioridades do dia, exclusão com confirmação, limite de 3 prioridades por dia, barra de progresso vermelho → âmbar → verde, checklist de saída editável, Pomodoro de 25 minutos com início e pausa e revisão semanal offline.</w:t>
       </w:r>
       <w:r>
         <w:rPr>
@@ -1124,7 +1124,7 @@
           <w:szCs w:val="24"/>
           <w:rtl w:val="0"/>
         </w:rPr>
-        <w:t xml:space="preserve">A disciplina trouxe modelagem e padrões de projeto aplicados ao código real em src/lib/database.ts e src/lib/types.ts. Foram definidos tipos InboxItem, HojeItem, SaidaItem e WeeklyStats como entidades, e aplicada Programação Orientada a Objetos com três padrões: Singleton para o banco local (classe DatabaseSingleton com getInstance e init, garantindo uma única conexão minha_rotina.db), Observer para alarmes e notificações de transição (disparo ao encerrar bloco perguntando "próximo item?"), e Strategy para filtros Hoje/Backlog.</w:t>
+        <w:t xml:space="preserve">A disciplina trouxe modelagem e padrões de projeto aplicados ao código real em src/lib/database.ts e src/lib/types.ts. Foram definidos tipos InboxItem, HojeItem, SaidaItem e WeeklyStats como entidades, e aplicada Programação Orientada a Objetos com dois padrões de projeto: Singleton para o banco local (classe DatabaseSingleton com getInstance e init, garantindo uma única conexão ao arquivo minha_rotina.db) e Observer para propagação de estado (o contador do inbox e o usuário da sessão publicam mudanças por assinatura, sem que a tela precise consultar o banco). A escolha por composição em vez de herança também é consciente: o projeto declara as interfaces InboxItem, HojeItem, SaidaItem e WeeklyStats como contratos de dados, e nenhum tipo estende outro.</w:t>
       </w:r>
     </w:p>
     <w:p>
@@ -1176,50 +1176,50 @@
           <w:szCs w:val="24"/>
           <w:rtl w:val="0"/>
         </w:rPr>
-        <w:t xml:space="preserve">3.3 ANÁLISE DE DADOS</w:t>
-      </w:r>
-      <w:r>
-        <w:rPr>
-          <w:rtl w:val="0"/>
-        </w:rPr>
-      </w:r>
-    </w:p>
-    <w:p>
-      <w:pPr>
-        <w:spacing w:after="240" w:before="240" w:line="360" w:lineRule="auto"/>
-        <w:ind w:firstLine="720"/>
-        <w:jc w:val="both"/>
-        <w:rPr>
-          <w:sz w:val="24"/>
-          <w:szCs w:val="24"/>
-        </w:rPr>
-      </w:pPr>
-      <w:r>
-        <w:rPr>
-          <w:sz w:val="24"/>
-          <w:szCs w:val="24"/>
-          <w:rtl w:val="0"/>
-        </w:rPr>
-        <w:t xml:space="preserve">A disciplina orientou engenharia de requisitos, modelagem e DER. Foram especificados RF01 a RF08 com justificativa baseada em evidência: RF05 (botão [HOJE] em 1 toque) fundamenta-se em Gollwitzer e Sheeran (2006), que demonstram que implementar intenções se-então aumenta a taxa de cumprimento (d=0,65); RF06 (barra de progresso visual) responde à cegueira temporal documentada em adultos com TDAH, externalizando o tempo em barra regressiva em vez de relógio numérico; RF07 (notificação de transição vs. horário fixo) baseia-se em Jones et al. (2021), que mostram efeito g=0,805 de auxílios externos de memória mas alertam contra excesso de notificações que levam à habituação.</w:t>
-      </w:r>
-    </w:p>
-    <w:p>
-      <w:pPr>
-        <w:spacing w:after="240" w:before="240" w:line="360" w:lineRule="auto"/>
-        <w:ind w:firstLine="720"/>
-        <w:jc w:val="both"/>
-        <w:rPr>
-          <w:sz w:val="24"/>
-          <w:szCs w:val="24"/>
-        </w:rPr>
-      </w:pPr>
-      <w:r>
-        <w:rPr>
-          <w:sz w:val="24"/>
-          <w:szCs w:val="24"/>
-          <w:rtl w:val="0"/>
-        </w:rPr>
-        <w:t xml:space="preserve">Foram modeladas 5 tabelas SQLite: tasks (id, titulo, status, selecionado_hoje, hora_solicitada), today (task_id, dia_semana), checklist_saida (id, label, ordem, concluido, data_referencia), progresso_dia (data, total, concluidas, cor) e revisões (humor, sono, inbox zerado), com tipos de dados otimizados, consultas SQL para listar, filtrar e contar dias com inbox zerado, além de regras contra duplicidade e campos obrigatórios para integridade.\</w:t>
+        <w:t xml:space="preserve">3.3 Tópicos Avançados em Análise e Desenvolvimento de Sistemas</w:t>
+      </w:r>
+      <w:r>
+        <w:rPr>
+          <w:rtl w:val="0"/>
+        </w:rPr>
+      </w:r>
+    </w:p>
+    <w:p>
+      <w:pPr>
+        <w:spacing w:after="240" w:before="240" w:line="360" w:lineRule="auto"/>
+        <w:ind w:firstLine="720"/>
+        <w:jc w:val="both"/>
+        <w:rPr>
+          <w:sz w:val="24"/>
+          <w:szCs w:val="24"/>
+        </w:rPr>
+      </w:pPr>
+      <w:r>
+        <w:rPr>
+          <w:sz w:val="24"/>
+          <w:szCs w:val="24"/>
+          <w:rtl w:val="0"/>
+        </w:rPr>
+        <w:t xml:space="preserve">A disciplina orientou engenharia de requisitos, modelagem e DER. Foram especificados RF01 a RF08 com justificativa baseada em evidência: RF05 (promoção de uma ideia capturada para as prioridades do dia) fundamenta-se em Gollwitzer e Sheeran (2006), que demonstram que implementar intenções se-então aumenta a taxa de cumprimento (d=0,65); RF06 (barra de progresso visual) responde à cegueira temporal documentada em adultos com TDAH, externalizando o tempo em barra regressiva em vez de relógio numérico; RF07 (aviso só no fim do bloco vs. lembrete ao longo do tempo) baseia-se em Jones et al. (2021), que mostram efeito g=0,805 de auxílios externos de memória mas alertam contra excesso de lembretes que levam à habituação.</w:t>
+      </w:r>
+    </w:p>
+    <w:p>
+      <w:pPr>
+        <w:spacing w:after="240" w:before="240" w:line="360" w:lineRule="auto"/>
+        <w:ind w:firstLine="720"/>
+        <w:jc w:val="both"/>
+        <w:rPr>
+          <w:sz w:val="24"/>
+          <w:szCs w:val="24"/>
+        </w:rPr>
+      </w:pPr>
+      <w:r>
+        <w:rPr>
+          <w:sz w:val="24"/>
+          <w:szCs w:val="24"/>
+          <w:rtl w:val="0"/>
+        </w:rPr>
+        <w:t xml:space="preserve">Foram modeladas 9 tabelas SQLite. Duas delas merecem explicação: inbox_items recebe o que é capturado e hoje_items guarda as três prioridades do dia; são separadas de propósito, porque a promoção copia o conteúdo do inbox para o dia e apaga a origem. Na primeira versão as duas eram uma tabela só com um campo de status, e o item sumia das duas telas ao ser promovido — defeito corrigido e coberto por caso de teste. As demais são saida_items (checklist de porta) e saida_log (horário de cada saída), timer_state (ciclo em andamento, para o Pomodoro não zerar ao trocar de aba), ajustes_semanais (texto do ajuste), events (inbox zerado no dia), users (nome, e-mail, salt e hash da senha) e meta (chave e valor, com a sessão e o horário do lembrete de saída). Todas com tipos otimizados, consultas SQL para listar e contar, e migração defensiva por verificação de coluna, para que abrir uma versão antiga do app nunca quebre por campo faltando.</w:t>
       </w:r>
     </w:p>
     <w:p>
@@ -1266,7 +1266,7 @@
           <w:szCs w:val="24"/>
           <w:rtl w:val="0"/>
         </w:rPr>
-        <w:t xml:space="preserve">A disciplina definiu critérios mensuráveis de aceite (CA-PI01 a CA-PI07) e 10 casos de teste manuais, alinhada a Pressman e Maxim (2021), para quem o engenheiro deve avaliar a qualidade, revisar produtos e aplicar estratégias de teste. Os critérios cobrem: Inbox visível em &lt; 10s e exclusão sem travar com 50 itens; Hoje limitado a 3 com aviso neutro; checklist em &lt; 60s; Pomodoro 25:00 sem resetar ao trocar de aba; humor/sono offline; 2 alarmes locais só se Inbox &gt; 0; abertura via QR sem internet e zero crash em 10 minutos.</w:t>
+        <w:t xml:space="preserve">A disciplina definiu critérios mensuráveis de aceite (CA-PI01 a CA-PI07) e 15 casos de teste manuais, alinhada a Pressman e Maxim (2021), para quem o engenheiro deve avaliar a qualidade, revisar produtos e aplicar estratégias de teste. Os critérios cobrem: captura visível em menos de 10s e exclusão sem travar com 50 itens; limite de 3 prioridades com aviso neutro na quarta tentativa; checklist conferido em menos de 60s; Pomodoro de 25 minutos que não zera ao trocar de aba; lembrete de saída agendado 15 minutos antes do horário escolhido; e ausência de erro na execução. Dois defeitos encontrados por esses testes viraram correção e caso de regressão: a perda de item na promoção e o cronômetro, que contava o tempo duas vezes e acelerava sem parar.</w:t>
       </w:r>
     </w:p>
     <w:p>
@@ -1510,7 +1510,7 @@
           <w:szCs w:val="24"/>
           <w:rtl w:val="0"/>
         </w:rPr>
-        <w:t xml:space="preserve">O expo-sqlite foi utilizado como banco embarcado, com arquivo minha_rotina.db criado via openDatabaseAsync e tabelas inbox_items (id, content, created_at) e hoje_items (id, inbox_id, checked, created_at com FK). Disponibiliza persistência total no aparelho, consultas SQL para listagem ordenada e JOIN entre hoje e inbox, sem backend. Proporcionou desempenho &lt; 2s na navegação, privacidade e funcionamento offline.</w:t>
+        <w:t xml:space="preserve">O expo-sqlite foi utilizado como banco embarcado, com arquivo minha_rotina.db criado via openDatabaseAsync e as nove tabelas descritas na seção 3.3. Disponibiliza persistência total no aparelho e consultas SQL para listagem ordenada e contagem, sem backend. A listagem do dia e a do inbox são feitas em tabelas separadas, sem junção, justamente porque foi a junção entre as duas que causava a perda de item na promoção. O acesso passa por uma única instância da classe (Singleton), com logs de rastreio por operação para diagnóstico.</w:t>
       </w:r>
     </w:p>
     <w:p>
@@ -1583,7 +1583,7 @@
           <w:szCs w:val="24"/>
           <w:rtl w:val="0"/>
         </w:rPr>
-        <w:t xml:space="preserve">Biblioteca utilizada para navegação por abas entre as 5 telas ([Inbox] [Hoje] [Saída] [Timer] [Revisão]), com manutenção de estado do timer sem resetar ao trocar de aba, conforme CA-PI04. Organizou rotas e fluxo da manhã testado no M2.</w:t>
+        <w:t xml:space="preserve">Biblioteca utilizada para navegação por abas entre as 4 telas (Hoje, Saída, Timer e Revisão), com manutenção de estado do timer sem resetar ao trocar de aba, conforme CA-PI04. Organizou rotas e fluxo da manhã testado no M2.</w:t>
       </w:r>
     </w:p>
     <w:p>
@@ -1639,7 +1639,7 @@
           <w:szCs w:val="24"/>
           <w:rtl w:val="0"/>
         </w:rPr>
-        <w:t xml:space="preserve">Utilizada para alarmes locais e notificação de transição: 1 alarme 15 min antes da saída (ex.: 7h25 para sair 7h40) só se houver pendência, e pergunta "próximo item?" apenas ao encerrar bloco, evitando interrupções no foco, conforme RF07 e evidência de Jones et al. (2021).</w:t>
+        <w:t xml:space="preserve">Utilizada para o lembrete de saída: uma notificação agendada 15 minutos antes da hora escolhida (ex.: 07h25 para sair 07h40), com o texto informando quantos itens do checklist ainda faltam. O aviso de fim de Pomodoro, esse, não é notificação do sistema e sim uma folha dentro do app, mostrada só ao encerrar o bloco e sem interromper o foco, conforme RF07 e a evidência de Jones et al. (2021).</w:t>
       </w:r>
     </w:p>
     <w:p>
@@ -3777,7 +3777,7 @@
           <w:szCs w:val="24"/>
           <w:rtl w:val="0"/>
         </w:rPr>
-        <w:t xml:space="preserve">Após planejamento, modelagem e implementação, foi realizada demonstração com objetivo de apresentar funcionalidades e validar ferramentas. São evidenciadas interfaces, fluxos de navegação e persistência local, comprovando que os requisitos foram implementados e permitindo visualização prática. Foram criadas 5 telas de interação, com integração entre componentes, SQLite e notificações, sem backend.</w:t>
+        <w:t xml:space="preserve">Após planejamento, modelagem e implementação, foi realizada demonstração com objetivo de apresentar funcionalidades e validar ferramentas. São evidenciadas interfaces, fluxos de navegação e persistência local, comprovando que os requisitos foram implementados e permitindo visualização prática. Foram criadas 4 telas de interação, com integração entre componentes, SQLite e notificações, sem backend.</w:t>
       </w:r>
     </w:p>
     <w:p>
@@ -3906,7 +3906,7 @@
           <w:szCs w:val="24"/>
           <w:rtl w:val="0"/>
         </w:rPr>
-        <w:t xml:space="preserve">As telas contemplam autenticação simplificada sem conta (acesso direto), captura, definição diária, checklist, foco e fechamento semanal. O protótipo completo navegável encontra-se em docs/telas-minha-rotina.html e o desenho textual em docs/telas-minha-rotina.md, com tab-bar [Inbox] [Hoje] [Saída] [Timer] [Revisão].</w:t>
+        <w:t xml:space="preserve">As telas contemplam entrada com conta local (e-mail e senha com hash SHA-256 e salt, guardados no próprio aparelho, sem servidor), captura, definição diária, checklist, foco e fechamento semanal. O protótipo completo navegável encontra-se em docs/telas-minha-rotina.html e o desenho textual em docs/telas-minha-rotina.md; ambos são o desenho da primeira fase, antes do código, com cinco telas separadas. Na versão entregue são quatro abas — [Hoje] [Saída] [Timer] [Revisão] — porque a captura e as prioridades do dia passaram a ocupar a mesma tela.</w:t>
       </w:r>
     </w:p>
     <w:p>
@@ -3975,7 +3975,7 @@
           <w:szCs w:val="24"/>
           <w:rtl w:val="0"/>
         </w:rPr>
-        <w:t xml:space="preserve">6.1 Tela de Inbox – Captura Rápida</w:t>
+        <w:t xml:space="preserve">6.1 Tela de Hoje – Prioridades, Captura e Inbox</w:t>
       </w:r>
     </w:p>
     <w:p>
@@ -3995,7 +3995,7 @@
           <w:szCs w:val="24"/>
           <w:rtl w:val="0"/>
         </w:rPr>
-        <w:t xml:space="preserve">A tela de Inbox possui campo único no topo (+ Despejar) onde digitar + Enter salva em &lt; 10s mesmo offline, com status inbox e timestamp, sem exigir categoria — evitando fadiga de decisão. Cada item tem botões [→ Hoje] (move em 1 toque via insertHojeItem) e [ ] (deleteInboxItem sem confirmação, sem travar com 50 itens). Meta: zerar o inbox todo dia. O processamento em 4 decisões ([Fazer &lt; 2min]/[→Hoje]/[Backlog]/[Lixo]) leva ~10s por item, alinhado a Chen et al. (2015) sobre memória prospectiva.</w:t>
+        <w:t xml:space="preserve">A tela do dia reúne as três etapas do funil em uma rolagem só: no topo, as até três prioridades; no meio, o campo de captura; embaixo, o inbox despejado. Essa fusão veio da revisão de interface, depois de o desenho inicial separar Inbox e Hoje em duas abas — trocar de aba no meio do caminho da ideia até a prioridade só custava velocidade. O campo de captura salva em menos de 10s mesmo offline, com prazo e categoria opcionais, para não travar a anotação. Cada item da lista tem um único botão de lápis, que abre uma folha com três ações (virar prioridade, editar e excluir): com botões separados em cada linha, o olhar ia para o controle em vez de ir para a tarefa. A decisão de manter poucos itens por dia segue Chen et al. (2015) sobre memória prospectiva.</w:t>
       </w:r>
     </w:p>
     <w:p>
@@ -4033,26 +4033,26 @@
           <w:szCs w:val="24"/>
           <w:rtl w:val="0"/>
         </w:rPr>
-        <w:t xml:space="preserve">6.2 Tela de Hoje – Máximo 3 Prioridades</w:t>
-      </w:r>
-    </w:p>
-    <w:p>
-      <w:pPr>
-        <w:spacing w:after="240" w:before="240" w:line="360" w:lineRule="auto"/>
-        <w:ind w:firstLine="720"/>
-        <w:jc w:val="both"/>
-        <w:rPr>
-          <w:sz w:val="24"/>
-          <w:szCs w:val="24"/>
-        </w:rPr>
-      </w:pPr>
-      <w:r>
-        <w:rPr>
-          <w:sz w:val="24"/>
-          <w:szCs w:val="24"/>
-          <w:rtl w:val="0"/>
-        </w:rPr>
-        <w:t xml:space="preserve">A tela centraliza o dia com restrição a 3 itens para evitar sobrecarga, conforme Essencialismo (MCKEOWN, 2014). Checkbox grande de 48dp, barra visual de largura total com hora atual, percentual (ex.: 2/3 – 66%) e cor dinâmica vermelho (0-33%), amarelo (34-66%), verde (67-100%), atualizada via toggleHojeItem. Não há sugestão automática; seleção sempre explícita, sem punição visual para backlog. Segundo Nielsen (2012, p. 26), a usabilidade é atributo de qualidade relacionado à facilidade de uso.</w:t>
+        <w:t xml:space="preserve">6.2 Zona de Prioridades e Captura Rápida</w:t>
+      </w:r>
+    </w:p>
+    <w:p>
+      <w:pPr>
+        <w:spacing w:after="240" w:before="240" w:line="360" w:lineRule="auto"/>
+        <w:ind w:firstLine="720"/>
+        <w:jc w:val="both"/>
+        <w:rPr>
+          <w:sz w:val="24"/>
+          <w:szCs w:val="24"/>
+        </w:rPr>
+      </w:pPr>
+      <w:r>
+        <w:rPr>
+          <w:sz w:val="24"/>
+          <w:szCs w:val="24"/>
+          <w:rtl w:val="0"/>
+        </w:rPr>
+        <w:t xml:space="preserve">A tela centraliza o dia com restrição a 3 itens para evitar sobrecarga, conforme Essencialismo (MCKEOWN, 2014). Checkbox de 32px, barra visual de largura total com hora atual, percentual (ex.: 2/3 – 66%) e cor dinâmica vermelho (0-33%), amarelo (34-66%), verde (67-100%), atualizada via toggleHojeItem. Não há sugestão automática; a seleção é sempre explícita e o que não é promovido permanece no inbox sem marcação de atraso. Segundo Nielsen (2012, p. 26), a usabilidade é atributo de qualidade relacionado à facilidade de uso.</w:t>
       </w:r>
     </w:p>
     <w:p>
@@ -4125,7 +4125,7 @@
           <w:szCs w:val="24"/>
           <w:rtl w:val="0"/>
         </w:rPr>
-        <w:t xml:space="preserve">Exibe checklist fixo editável de até 5 itens na ordem do trajeto (ex.: chave, ponto, marmita, fone, portão), 1 toque por item, conclusão em &lt; 60s, com campo "Saí às :" e botão Confirmar salvando horário. Botão [Editar lista] abre edição. Alarme local configurável (saída menos 15 min) dispara só se Inbox &gt; 0, com validação de preenchimento conforme Pressman e Maxim (2021) para confiabilidade.</w:t>
+        <w:t xml:space="preserve">Exibe checklist totalmente editável (criar, renomear e excluir itens) na ordem do trajeto (ex.: chave, ponto, marmita, fone, portão), 1 toque por item, conclusão em &lt; 60s, com campo "Saí às :" e botão Confirmar salvando horário. Botão [Editar lista] abre edição. Lembrete local configurável (15 minutos antes da hora escolhida), agendado pelo sistema de notificações e cancelado a cada mudança de horário. O texto do lembrete informa quantos itens do checklist ainda faltam, com validação de preenchimento conforme Pressman e Maxim (2021) para confiabilidade.</w:t>
       </w:r>
     </w:p>
     <w:p>
@@ -4198,7 +4198,7 @@
           <w:szCs w:val="24"/>
           <w:rtl w:val="0"/>
         </w:rPr>
-        <w:t xml:space="preserve">Contagem regressiva visual 25:00 por tarefa com Iniciar/Pausar sem resetar ao trocar de aba (estado preservado). Ao encerrar, exibe progresso atualizado e dispara notificação de transição "próximo item?", sem interromper o foco. Integra Hoje e Timer, mostrando próximo item sugerido (ex.: Dormir 23h30).</w:t>
+        <w:t xml:space="preserve">Contagem regressiva visual 25:00 por tarefa com Iniciar/Pausar sem resetar ao trocar de aba (estado preservado). Ao encerrar, abre uma folha com o progresso do dia no formato x/3 concluídas e as prioridades que continuam em aberto, para escolher qual atacar em seguida, sem interromper o foco. A folha não sugere tarefas novas: oferece as que já foram escolhidas pelo usuário, e convida a uma pausa quando as três estão concluídas.</w:t>
       </w:r>
     </w:p>
     <w:p>
@@ -4244,7 +4244,7 @@
           <w:szCs w:val="24"/>
           <w:rtl w:val="0"/>
         </w:rPr>
-        <w:t xml:space="preserve">Exibe resumo: Inbox zerado 4/7 dias, saídas registradas, média de saída (ex.: 8h07), com registro offline de humor/sono e campo de 1 ajuste para semana seguinte + botão Concluir Semana. Permite busca, filtros e visualização detalhada/edição, com dados recuperados via SQLite e apresentados em tempo real.</w:t>
+        <w:t xml:space="preserve">Exibe o resumo da semana: dias com inbox zerado sobre sete, saídas registradas e horário médio de saída (ex.: 8h07), com campo para um ajuste escrito da semana seguinte e a troca de perfil. Os ajustes anteriores ficam guardados e consultáveis. Os dados vêm do SQLite e são apresentados em tempo real.</w:t>
       </w:r>
     </w:p>
     <w:p>

--- a/docs/MinhaRotina-PI.docx
+++ b/docs/MinhaRotina-PI.docx
@@ -120,32 +120,32 @@
         <w:t xml:space="preserve">RESUMO</w:t>
       </w:r>
     </w:p>
-    <w:p>
-      <w:pPr>
-        <w:spacing w:after="240" w:before="240" w:line="240" w:lineRule="auto"/>
-        <w:jc w:val="both"/>
-        <w:rPr/>
-      </w:pPr>
-      <w:r>
-        <w:rPr>
-          <w:rtl w:val="0"/>
-        </w:rPr>
-        <w:t xml:space="preserve">O presente Projeto Integrador tem como objetivo desenvolver uma aplicação mobile de organização de rotina voltada a adultos de 18 a 45 anos com rotina variável e dificuldades de memória prospectiva, utilizando React Native via Expo, TypeScript e SQLite local. O trabalho aborda as etapas de levantamento de requisitos, planejamento, modelagem, desenvolvimento e testes da aplicação, integrando diferentes áreas da tecnologia da informação, como Programação para Dispositivos Móveis, Programação Orientada a Objetos, Engenharia de Requisitos e Avaliação de Software. Para a construção do sistema, foi adotada metodologia de desenvolvimento incremental organizada em três sprints de duas semanas, com versionamento em Git, prototipação navegável em HTML e validação por critérios de aceite mensuráveis. A solução proposta é 100% local, em português, com conta local e sem internet: captura em inbox único em menos de 10 segundos, dia limitado a 3 prioridades com barra de progresso visual, checklist de saída no ponto de ação e temporizador Pomodoro de 25 minutos por bloco de foco. Além disso, o projeto busca evidenciar a importância da interdisciplinaridade na formação académica e profissional dos estudantes, aproximando-os das demandas reais do mercado de trabalho. Como resultado, foi desenvolvido um protótipo funcional e a base do aplicativo com persistência local capaz de atender aos objetivos propostos, demonstrando a integração entre teoria e prática durante o processo de aprendizagem.</w:t>
-      </w:r>
-    </w:p>
-    <w:p>
-      <w:pPr>
-        <w:spacing w:after="240" w:before="240" w:line="240" w:lineRule="auto"/>
-        <w:jc w:val="both"/>
-        <w:rPr/>
-      </w:pPr>
-      <w:r>
-        <w:rPr>
-          <w:rtl w:val="0"/>
-        </w:rPr>
-        <w:t xml:space="preserve">Palavras-chave: Projeto Integrador; Desenvolvimento Mobile; React Native; GTD; Memória Prospectiva.</w:t>
-      </w:r>
-    </w:p>
+    <w:pPr>
+      <w:spacing w:after="240" w:before="240" w:line="240" w:lineRule="auto"/>
+      <w:jc w:val="both"/>
+      <w:rPr/>
+    </w:pPr>
+    <w:r>
+      <w:rPr>
+        <w:sz w:val="24"/>
+        <w:szCs w:val="24"/>
+        <w:rtl w:val="0"/>
+      </w:rPr>
+      <w:t xml:space="preserve">O presente Projeto Integrador tem como objetivo desenvolver uma aplicação mobile de organização de rotina voltada a adultos de 18 a 45 anos com rotina variável e dificuldades de memória prospectiva, utilizando React Native via Expo, TypeScript e SQLite local. O trabalho aborda as etapas de levantamento de requisitos, planejamento, modelagem, desenvolvimento e testes da aplicação, integrando diferentes áreas da tecnologia da informação, como Programação para Dispositivos Móveis, Programação Orientada a Objetos, Engenharia de Requisitos e Avaliação de Software. Para a construção do sistema, foi adotada metodologia de desenvolvimento incremental organizada em três sprints de duas semanas, com versionamento em Git, prototipação navegável em HTML e validação por critérios de aceite mensuráveis. A solução proposta é 100% local, em português, com conta local e sem internet: captura em inbox único em menos de 10 segundos, dia limitado a 3 prioridades com barra de progresso visual, checklist de saída no ponto de ação e temporizador Pomodoro de 25 minutos por bloco de foco. Além disso, o projeto busca evidenciar a importância da interdisciplinaridade na formação académica e profissional dos estudantes, aproximando-os das demandas reais do mercado de trabalho. Como resultado, foi desenvolvido um protótipo funcional e a base do aplicativo com persistência local capaz de atender aos objetivos propostos, demonstrando a integração entre teoria e prática durante o processo de aprendizagem.</w:t>
+    </w:r>
+    <w:pPr>
+      <w:spacing w:after="240" w:before="240" w:line="240" w:lineRule="auto"/>
+      <w:jc w:val="both"/>
+      <w:rPr/>
+    </w:pPr>
+    <w:r>
+      <w:rPr>
+        <w:sz w:val="24"/>
+        <w:szCs w:val="24"/>
+        <w:rtl w:val="0"/>
+      </w:rPr>
+      <w:t xml:space="preserve">Palavras-chave: Projeto Integrador; Desenvolvimento Mobile; React Native; GTD; Memória Prospectiva.</w:t>
+    </w:r>
     <w:p>
       <w:pPr>
         <w:pStyle w:val="Heading1"/>
@@ -173,32 +173,32 @@
         <w:t xml:space="preserve">ABSTRACT</w:t>
       </w:r>
     </w:p>
-    <w:p>
-      <w:pPr>
-        <w:spacing w:after="240" w:before="240" w:line="240" w:lineRule="auto"/>
-        <w:jc w:val="both"/>
-        <w:rPr/>
-      </w:pPr>
-      <w:r>
-        <w:rPr>
-          <w:rtl w:val="0"/>
-        </w:rPr>
-        <w:t xml:space="preserve">This Integrative Project aims to develop a mobile routine organization application aimed at adults aged 18 to 45 with variable routines and prospective memory difficulties, using React Native via Expo, TypeScript and local SQLite. The work addresses the stages of requirements gathering, planning, modeling, development and testing of the application, integrating different areas of information technology, such as Mobile Programming, Object-Oriented Programming, Requirements Engineering and Software Evaluation. For system construction, an incremental development methodology organized in three two-week sprints was adopted, with Git versioning, navigable HTML prototyping and validation by measurable acceptance criteria. The proposed solution is 100% local, in Portuguese, with no account and no internet: capture in a single inbox in less than 10 seconds, day limited to 3 priorities with visual progress bar, exit checklist at the point of action and 25-minute Pomodoro timer per focus block. Furthermore, the project highlights the importance of interdisciplinarity in students' academic and professional education, bringing them closer to real market demands. As a result, a functional prototype and the application base with local persistence were developed, capable of meeting the proposed objectives, demonstrating the integration between theory and practice throughout the learning process.</w:t>
-      </w:r>
-    </w:p>
-    <w:p>
-      <w:pPr>
-        <w:spacing w:after="240" w:before="240" w:line="240" w:lineRule="auto"/>
-        <w:jc w:val="both"/>
-        <w:rPr/>
-      </w:pPr>
-      <w:r>
-        <w:rPr>
-          <w:rtl w:val="0"/>
-        </w:rPr>
-        <w:t xml:space="preserve">Keywords: Integrative Project; Mobile Development; React Native; GTD; Prospective Memory.</w:t>
-      </w:r>
-    </w:p>
+    <w:pPr>
+      <w:spacing w:after="240" w:before="240" w:line="240" w:lineRule="auto"/>
+      <w:jc w:val="both"/>
+      <w:rPr/>
+    </w:pPr>
+    <w:r>
+      <w:rPr>
+        <w:sz w:val="24"/>
+        <w:szCs w:val="24"/>
+        <w:rtl w:val="0"/>
+      </w:rPr>
+      <w:t xml:space="preserve">This Integrative Project aims to develop a mobile routine organization application aimed at adults aged 18 to 45 with variable routines and prospective memory difficulties, using React Native via Expo, TypeScript and local SQLite. The work addresses the stages of requirements gathering, planning, modeling, development and testing of the application, integrating different areas of information technology, such as Mobile Programming, Object-Oriented Programming, Requirements Engineering and Software Evaluation. For system construction, an incremental development methodology organized in three two-week sprints was adopted, with Git versioning, navigable HTML prototyping and validation by measurable acceptance criteria. The proposed solution is 100% local, in Portuguese, with no account and no internet: capture in a single inbox in less than 10 seconds, day limited to 3 priorities with visual progress bar, exit checklist at the point of action and 25-minute Pomodoro timer per focus block. Furthermore, the project highlights the importance of interdisciplinarity in students' academic and professional education, bringing them closer to real market demands. As a result, a functional prototype and the application base with local persistence were developed, capable of meeting the proposed objectives, demonstrating the integration between theory and practice throughout the learning process.</w:t>
+    </w:r>
+    <w:pPr>
+      <w:spacing w:after="240" w:before="240" w:line="240" w:lineRule="auto"/>
+      <w:jc w:val="both"/>
+      <w:rPr/>
+    </w:pPr>
+    <w:r>
+      <w:rPr>
+        <w:sz w:val="24"/>
+        <w:szCs w:val="24"/>
+        <w:rtl w:val="0"/>
+      </w:rPr>
+      <w:t xml:space="preserve">Keywords: Integrative Project; Mobile Development; React Native; GTD; Prospective Memory.</w:t>
+    </w:r>
     <w:p>
       <w:pPr>
         <w:spacing w:after="240" w:before="240" w:line="240" w:lineRule="auto"/>
@@ -551,129 +551,157 @@
     </w:p>
     <w:p>
       <w:pPr>
-        <w:spacing w:after="240" w:before="240" w:line="240" w:lineRule="auto"/>
-        <w:ind w:left="720" w:firstLine="0"/>
-        <w:rPr>
-          <w:sz w:val="24"/>
-          <w:szCs w:val="24"/>
-        </w:rPr>
-      </w:pPr>
-      <w:r>
-        <w:rPr>
-          <w:sz w:val="24"/>
-          <w:szCs w:val="24"/>
-          <w:rtl w:val="0"/>
-        </w:rPr>
-        <w:t xml:space="preserve">● Implementar tela de Inbox para captura rápida de tarefas em texto livre (máx. 500 caracteres), visível em menos de 10 segundos mesmo offline (RF01, CA-PI01);</w:t>
-      </w:r>
-    </w:p>
-    <w:p>
-      <w:pPr>
-        <w:spacing w:after="240" w:before="240" w:line="240" w:lineRule="auto"/>
-        <w:ind w:left="720" w:firstLine="0"/>
-        <w:rPr>
-          <w:sz w:val="24"/>
-          <w:szCs w:val="24"/>
-        </w:rPr>
-      </w:pPr>
-      <w:r>
-        <w:rPr>
-          <w:rFonts w:ascii="Arial Unicode MS" w:cs="Arial Unicode MS" w:eastAsia="Arial Unicode MS" w:hAnsi="Arial Unicode MS"/>
-          <w:sz w:val="24"/>
-          <w:szCs w:val="24"/>
-          <w:rtl w:val="0"/>
-        </w:rPr>
-        <w:t xml:space="preserve">● Desenvolver tela de Hoje limitada a 3 itens escolhidos manualmente pelo usuário, com bloqueio neutro da 4ª tentativa, checkbox de 32px e barra de progresso visual com cor dinâmica (RF02, RF05, RF06, CA-PI02 a CA-PI04);</w:t>
-      </w:r>
-    </w:p>
-    <w:p>
-      <w:pPr>
-        <w:spacing w:after="240" w:before="240" w:line="240" w:lineRule="auto"/>
-        <w:ind w:left="720" w:firstLine="0"/>
-        <w:rPr>
-          <w:sz w:val="24"/>
-          <w:szCs w:val="24"/>
-        </w:rPr>
-      </w:pPr>
-      <w:r>
-        <w:rPr>
-          <w:sz w:val="24"/>
-          <w:szCs w:val="24"/>
-          <w:rtl w:val="0"/>
-        </w:rPr>
-        <w:t xml:space="preserve">● Construir checklist de saída com até 5 itens editáveis na ordem do trajeto, conclusão em menos de 60 segundos, registro de horário de saída e 1 alarme local (RF03, CA-PI03, CA-PI06);</w:t>
-      </w:r>
-    </w:p>
-    <w:p>
-      <w:pPr>
-        <w:spacing w:after="240" w:before="240" w:line="240" w:lineRule="auto"/>
-        <w:ind w:left="720" w:firstLine="0"/>
-        <w:rPr>
-          <w:sz w:val="24"/>
-          <w:szCs w:val="24"/>
-        </w:rPr>
-      </w:pPr>
-      <w:r>
-        <w:rPr>
-          <w:sz w:val="24"/>
-          <w:szCs w:val="24"/>
-          <w:rtl w:val="0"/>
-        </w:rPr>
-        <w:t xml:space="preserve">● Implementar temporizador Pomodoro de 25 minutos com start/pause sem resetar ao trocar de aba e aviso de fim de bloco apenas ao encerrar o Pomodoro, sem interromper o foco (RF04, RF07, CA-PI04, CA-PI05);</w:t>
-      </w:r>
-    </w:p>
-    <w:p>
-      <w:pPr>
-        <w:spacing w:after="240" w:before="240" w:line="240" w:lineRule="auto"/>
-        <w:ind w:left="720" w:firstLine="0"/>
-        <w:rPr>
-          <w:sz w:val="24"/>
-          <w:szCs w:val="24"/>
-        </w:rPr>
-      </w:pPr>
-      <w:r>
-        <w:rPr>
-          <w:sz w:val="24"/>
-          <w:szCs w:val="24"/>
-          <w:rtl w:val="0"/>
-        </w:rPr>
-        <w:t xml:space="preserve">● Estruturar banco de dados local com SQLite (expo-sqlite) para persistência total no aparelho, aplicando os padrões Singleton e Observer;</w:t>
-      </w:r>
-    </w:p>
-    <w:p>
-      <w:pPr>
-        <w:spacing w:after="240" w:before="240" w:line="240" w:lineRule="auto"/>
-        <w:ind w:left="720" w:firstLine="0"/>
-        <w:rPr>
-          <w:sz w:val="24"/>
-          <w:szCs w:val="24"/>
-        </w:rPr>
-      </w:pPr>
-      <w:r>
-        <w:rPr>
-          <w:sz w:val="24"/>
-          <w:szCs w:val="24"/>
-          <w:rtl w:val="0"/>
-        </w:rPr>
-        <w:t xml:space="preserve">● Aplicar conceitos de Engenharia de Software, usabilidade e design centrado no usuário durante todo o desenvolvimento;</w:t>
-      </w:r>
-    </w:p>
-    <w:p>
-      <w:pPr>
-        <w:spacing w:after="240" w:before="240" w:line="240" w:lineRule="auto"/>
-        <w:ind w:left="720" w:firstLine="0"/>
-        <w:rPr>
-          <w:sz w:val="24"/>
-          <w:szCs w:val="24"/>
-        </w:rPr>
-      </w:pPr>
-      <w:r>
-        <w:rPr>
-          <w:sz w:val="24"/>
-          <w:szCs w:val="24"/>
-          <w:rtl w:val="0"/>
-        </w:rPr>
-        <w:t xml:space="preserve">● Validar o funcionamento do sistema por meio de 7 critérios de aceite e 15 casos de teste manuais, além de verificação estática contínua com o compilador TypeScript e o ESLint.</w:t>
+        <w:numPr>
+          <w:ilvl w:val="0"/>
+          <w:numId w:val="9"/>
+        </w:numPr>
+        <w:spacing w:after="0" w:afterAutospacing="0" w:before="240" w:line="240" w:lineRule="auto"/>
+        <w:ind w:left="720" w:hanging="360"/>
+        <w:rPr>
+          <w:sz w:val="24"/>
+          <w:szCs w:val="24"/>
+        </w:rPr>
+      </w:pPr>
+      <w:r>
+        <w:rPr>
+          <w:sz w:val="24"/>
+          <w:szCs w:val="24"/>
+          <w:rtl w:val="0"/>
+        </w:rPr>
+        <w:t xml:space="preserve">Implementar tela de Inbox para captura rápida de tarefas em texto livre (máx. 500 caracteres), visível em menos de 10 segundos mesmo offline (RF01, CA-PI01);</w:t>
+      </w:r>
+    </w:p>
+    <w:p>
+      <w:pPr>
+        <w:numPr>
+          <w:ilvl w:val="0"/>
+          <w:numId w:val="9"/>
+        </w:numPr>
+        <w:spacing w:after="0" w:afterAutospacing="0" w:before="240" w:line="240" w:lineRule="auto"/>
+        <w:ind w:left="720" w:hanging="360"/>
+        <w:rPr>
+          <w:sz w:val="24"/>
+          <w:szCs w:val="24"/>
+        </w:rPr>
+      </w:pPr>
+      <w:r>
+        <w:rPr>
+          <w:rFonts w:ascii="Arial" w:cs="Arial" w:eastAsia="Arial" w:hAnsi="Arial"/>
+          <w:sz w:val="24"/>
+          <w:szCs w:val="24"/>
+          <w:rtl w:val="0"/>
+        </w:rPr>
+        <w:t xml:space="preserve">Desenvolver tela de Hoje limitada a 3 itens escolhidos manualmente pelo usuário, com bloqueio neutro da 4ª tentativa, checkbox de 32px e barra de progresso visual com cor dinâmica (RF02, RF05, RF06, CA-PI02 a CA-PI04);</w:t>
+      </w:r>
+    </w:p>
+    <w:p>
+      <w:pPr>
+        <w:numPr>
+          <w:ilvl w:val="0"/>
+          <w:numId w:val="9"/>
+        </w:numPr>
+        <w:spacing w:after="0" w:afterAutospacing="0" w:before="240" w:line="240" w:lineRule="auto"/>
+        <w:ind w:left="720" w:hanging="360"/>
+        <w:rPr>
+          <w:sz w:val="24"/>
+          <w:szCs w:val="24"/>
+        </w:rPr>
+      </w:pPr>
+      <w:r>
+        <w:rPr>
+          <w:sz w:val="24"/>
+          <w:szCs w:val="24"/>
+          <w:rtl w:val="0"/>
+        </w:rPr>
+        <w:t xml:space="preserve">Construir checklist de saída com até 5 itens editáveis na ordem do trajeto, conclusão em menos de 60 segundos, registro de horário de saída e 1 alarme local (RF03, CA-PI03, CA-PI06);</w:t>
+      </w:r>
+    </w:p>
+    <w:p>
+      <w:pPr>
+        <w:numPr>
+          <w:ilvl w:val="0"/>
+          <w:numId w:val="9"/>
+        </w:numPr>
+        <w:spacing w:after="0" w:afterAutospacing="0" w:before="240" w:line="240" w:lineRule="auto"/>
+        <w:ind w:left="720" w:hanging="360"/>
+        <w:rPr>
+          <w:sz w:val="24"/>
+          <w:szCs w:val="24"/>
+        </w:rPr>
+      </w:pPr>
+      <w:r>
+        <w:rPr>
+          <w:sz w:val="24"/>
+          <w:szCs w:val="24"/>
+          <w:rtl w:val="0"/>
+        </w:rPr>
+        <w:t xml:space="preserve">Implementar temporizador Pomodoro de 25 minutos com start/pause sem resetar ao trocar de aba e aviso de fim de bloco apenas ao encerrar o Pomodoro, sem interromper o foco (RF04, RF07, CA-PI04, CA-PI05);</w:t>
+      </w:r>
+    </w:p>
+    <w:p>
+      <w:pPr>
+        <w:numPr>
+          <w:ilvl w:val="0"/>
+          <w:numId w:val="9"/>
+        </w:numPr>
+        <w:spacing w:after="0" w:afterAutospacing="0" w:before="240" w:line="240" w:lineRule="auto"/>
+        <w:ind w:left="720" w:hanging="360"/>
+        <w:rPr>
+          <w:sz w:val="24"/>
+          <w:szCs w:val="24"/>
+        </w:rPr>
+      </w:pPr>
+      <w:r>
+        <w:rPr>
+          <w:sz w:val="24"/>
+          <w:szCs w:val="24"/>
+          <w:rtl w:val="0"/>
+        </w:rPr>
+        <w:t xml:space="preserve">Estruturar banco de dados local com SQLite (expo-sqlite) para persistência total no aparelho, aplicando os padrões Singleton e Observer;</w:t>
+      </w:r>
+    </w:p>
+    <w:p>
+      <w:pPr>
+        <w:numPr>
+          <w:ilvl w:val="0"/>
+          <w:numId w:val="9"/>
+        </w:numPr>
+        <w:spacing w:after="0" w:afterAutospacing="0" w:before="240" w:line="240" w:lineRule="auto"/>
+        <w:ind w:left="720" w:hanging="360"/>
+        <w:rPr>
+          <w:sz w:val="24"/>
+          <w:szCs w:val="24"/>
+        </w:rPr>
+      </w:pPr>
+      <w:r>
+        <w:rPr>
+          <w:sz w:val="24"/>
+          <w:szCs w:val="24"/>
+          <w:rtl w:val="0"/>
+        </w:rPr>
+        <w:t xml:space="preserve">Aplicar conceitos de Engenharia de Software, usabilidade e design centrado no usuário durante todo o desenvolvimento;</w:t>
+      </w:r>
+    </w:p>
+    <w:p>
+      <w:pPr>
+        <w:numPr>
+          <w:ilvl w:val="0"/>
+          <w:numId w:val="9"/>
+        </w:numPr>
+        <w:spacing w:after="0" w:afterAutospacing="0" w:before="240" w:line="240" w:lineRule="auto"/>
+        <w:ind w:left="720" w:hanging="360"/>
+        <w:rPr>
+          <w:sz w:val="24"/>
+          <w:szCs w:val="24"/>
+        </w:rPr>
+      </w:pPr>
+      <w:r>
+        <w:rPr>
+          <w:sz w:val="24"/>
+          <w:szCs w:val="24"/>
+          <w:rtl w:val="0"/>
+        </w:rPr>
+        <w:t xml:space="preserve">Validar o funcionamento do sistema por meio de 7 critérios de aceite e 15 casos de teste manuais, além de verificação estática contínua com o compilador TypeScript e o ESLint.</w:t>
       </w:r>
     </w:p>
     <w:p>
@@ -792,7 +820,7 @@
       </w:pPr>
       <w:r>
         <w:rPr>
-          <w:rFonts w:ascii="Arial Unicode MS" w:cs="Arial Unicode MS" w:eastAsia="Arial Unicode MS" w:hAnsi="Arial Unicode MS"/>
+          <w:rFonts w:ascii="Arial" w:cs="Arial" w:eastAsia="Arial" w:hAnsi="Arial"/>
           <w:sz w:val="24"/>
           <w:szCs w:val="24"/>
           <w:rtl w:val="0"/>
@@ -831,7 +859,7 @@
       </w:pPr>
       <w:r>
         <w:rPr>
-          <w:rFonts w:ascii="Arial Unicode MS" w:cs="Arial Unicode MS" w:eastAsia="Arial Unicode MS" w:hAnsi="Arial Unicode MS"/>
+          <w:rFonts w:ascii="Arial" w:cs="Arial" w:eastAsia="Arial" w:hAnsi="Arial"/>
           <w:sz w:val="24"/>
           <w:szCs w:val="24"/>
           <w:rtl w:val="0"/>
@@ -1060,7 +1088,7 @@
       </w:pPr>
       <w:r>
         <w:rPr>
-          <w:rFonts w:ascii="Arial Unicode MS" w:cs="Arial Unicode MS" w:eastAsia="Arial Unicode MS" w:hAnsi="Arial Unicode MS"/>
+          <w:rFonts w:ascii="Arial" w:cs="Arial" w:eastAsia="Arial" w:hAnsi="Arial"/>
           <w:sz w:val="24"/>
           <w:szCs w:val="24"/>
           <w:rtl w:val="0"/>
@@ -2008,23 +2036,23 @@
         <w:t xml:space="preserve">Dessa forma, a utilização do Gráfico de Gantt permitiu visualizar a sequência das etapas do projeto, facilitando o gerenciamento das atividades e garantindo maior controle sobre o desenvolvimento da aplicação.</w:t>
       </w:r>
     </w:p>
-    <w:p>
-      <w:pPr>
-        <w:jc w:val="center"/>
-        <w:rPr>
-          <w:b w:val="1"/>
-          <w:bCs w:val="1"/>
-        </w:rPr>
-      </w:pPr>
-      <w:r>
-        <w:rPr>
-          <w:b w:val="1"/>
-          <w:bCs w:val="1"/>
-          <w:rtl w:val="0"/>
-        </w:rPr>
-        <w:t xml:space="preserve">Tabela 1 – Cronograma de Desenvolvimento </w:t>
-      </w:r>
-    </w:p>
+    <w:pPr>
+      <w:jc w:val="center"/>
+      <w:rPr>
+        <w:b w:val="1"/>
+        <w:bCs w:val="1"/>
+      </w:rPr>
+    </w:pPr>
+    <w:r>
+      <w:rPr>
+        <w:sz w:val="20"/>
+        <w:szCs w:val="20"/>
+        <w:b w:val="1"/>
+        <w:bCs w:val="1"/>
+        <w:rtl w:val="0"/>
+      </w:rPr>
+      <w:t xml:space="preserve">Tabela 1 – Cronograma de Desenvolvimento </w:t>
+    </w:r>
     <w:p>
       <w:pPr>
         <w:rPr/>
@@ -2098,6 +2126,8 @@
             </w:pPr>
             <w:r>
               <w:rPr>
+                <w:sz w:val="20"/>
+                <w:szCs w:val="20"/>
                 <w:b w:val="1"/>
                 <w:bCs w:val="1"/>
                 <w:rtl w:val="0"/>
@@ -2106,6 +2136,8 @@
             </w:r>
             <w:r>
               <w:rPr>
+                <w:sz w:val="20"/>
+                <w:szCs w:val="20"/>
                 <w:rtl w:val="0"/>
               </w:rPr>
             </w:r>
@@ -2134,6 +2166,8 @@
             </w:pPr>
             <w:r>
               <w:rPr>
+                <w:sz w:val="20"/>
+                <w:szCs w:val="20"/>
                 <w:b w:val="1"/>
                 <w:bCs w:val="1"/>
                 <w:rtl w:val="0"/>
@@ -2142,6 +2176,8 @@
             </w:r>
             <w:r>
               <w:rPr>
+                <w:sz w:val="20"/>
+                <w:szCs w:val="20"/>
                 <w:rtl w:val="0"/>
               </w:rPr>
             </w:r>
@@ -2170,6 +2206,8 @@
             </w:pPr>
             <w:r>
               <w:rPr>
+                <w:sz w:val="20"/>
+                <w:szCs w:val="20"/>
                 <w:b w:val="1"/>
                 <w:bCs w:val="1"/>
                 <w:rtl w:val="0"/>
@@ -2178,6 +2216,8 @@
             </w:r>
             <w:r>
               <w:rPr>
+                <w:sz w:val="20"/>
+                <w:szCs w:val="20"/>
                 <w:rtl w:val="0"/>
               </w:rPr>
             </w:r>
@@ -2206,6 +2246,8 @@
             </w:pPr>
             <w:r>
               <w:rPr>
+                <w:sz w:val="20"/>
+                <w:szCs w:val="20"/>
                 <w:b w:val="1"/>
                 <w:bCs w:val="1"/>
                 <w:rtl w:val="0"/>
@@ -2214,6 +2256,8 @@
             </w:r>
             <w:r>
               <w:rPr>
+                <w:sz w:val="20"/>
+                <w:szCs w:val="20"/>
                 <w:rtl w:val="0"/>
               </w:rPr>
             </w:r>
@@ -2242,6 +2286,8 @@
             </w:pPr>
             <w:r>
               <w:rPr>
+                <w:sz w:val="20"/>
+                <w:szCs w:val="20"/>
                 <w:b w:val="1"/>
                 <w:bCs w:val="1"/>
                 <w:rtl w:val="0"/>
@@ -2250,6 +2296,8 @@
             </w:r>
             <w:r>
               <w:rPr>
+                <w:sz w:val="20"/>
+                <w:szCs w:val="20"/>
                 <w:rtl w:val="0"/>
               </w:rPr>
             </w:r>
@@ -2278,6 +2326,8 @@
             </w:pPr>
             <w:r>
               <w:rPr>
+                <w:sz w:val="20"/>
+                <w:szCs w:val="20"/>
                 <w:b w:val="1"/>
                 <w:bCs w:val="1"/>
                 <w:rtl w:val="0"/>
@@ -2286,6 +2336,8 @@
             </w:r>
             <w:r>
               <w:rPr>
+                <w:sz w:val="20"/>
+                <w:szCs w:val="20"/>
                 <w:rtl w:val="0"/>
               </w:rPr>
             </w:r>
@@ -2320,6 +2372,8 @@
             </w:pPr>
             <w:r>
               <w:rPr>
+                <w:sz w:val="20"/>
+                <w:szCs w:val="20"/>
                 <w:rtl w:val="0"/>
               </w:rPr>
               <w:t xml:space="preserve">Gerenciamento do PI</w:t>
@@ -2348,6 +2402,8 @@
             </w:pPr>
             <w:r>
               <w:rPr>
+                <w:sz w:val="20"/>
+                <w:szCs w:val="20"/>
                 <w:rtl w:val="0"/>
               </w:rPr>
               <w:t xml:space="preserve">███</w:t>
@@ -2376,6 +2432,8 @@
             </w:pPr>
             <w:r>
               <w:rPr>
+                <w:sz w:val="20"/>
+                <w:szCs w:val="20"/>
                 <w:rtl w:val="0"/>
               </w:rPr>
               <w:t xml:space="preserve">███</w:t>
@@ -2404,6 +2462,8 @@
             </w:pPr>
             <w:r>
               <w:rPr>
+                <w:sz w:val="20"/>
+                <w:szCs w:val="20"/>
                 <w:rtl w:val="0"/>
               </w:rPr>
               <w:t xml:space="preserve">███</w:t>
@@ -2432,6 +2492,8 @@
             </w:pPr>
             <w:r>
               <w:rPr>
+                <w:sz w:val="20"/>
+                <w:szCs w:val="20"/>
                 <w:rtl w:val="0"/>
               </w:rPr>
               <w:t xml:space="preserve">███</w:t>
@@ -2460,6 +2522,8 @@
             </w:pPr>
             <w:r>
               <w:rPr>
+                <w:sz w:val="20"/>
+                <w:szCs w:val="20"/>
                 <w:rtl w:val="0"/>
               </w:rPr>
               <w:t xml:space="preserve">███</w:t>
@@ -2495,6 +2559,8 @@
             </w:pPr>
             <w:r>
               <w:rPr>
+                <w:sz w:val="20"/>
+                <w:szCs w:val="20"/>
                 <w:rtl w:val="0"/>
               </w:rPr>
               <w:t xml:space="preserve">Requisitos e Modelagem</w:t>
@@ -2523,6 +2589,8 @@
             </w:pPr>
             <w:r>
               <w:rPr>
+                <w:sz w:val="20"/>
+                <w:szCs w:val="20"/>
                 <w:rtl w:val="0"/>
               </w:rPr>
               <w:t xml:space="preserve">███</w:t>
@@ -2551,6 +2619,8 @@
             </w:pPr>
             <w:r>
               <w:rPr>
+                <w:sz w:val="20"/>
+                <w:szCs w:val="20"/>
                 <w:rtl w:val="0"/>
               </w:rPr>
               <w:t xml:space="preserve">███</w:t>
@@ -2579,6 +2649,8 @@
             </w:pPr>
             <w:r>
               <w:rPr>
+                <w:sz w:val="20"/>
+                <w:szCs w:val="20"/>
                 <w:rtl w:val="0"/>
               </w:rPr>
             </w:r>
@@ -2606,6 +2678,8 @@
             </w:pPr>
             <w:r>
               <w:rPr>
+                <w:sz w:val="20"/>
+                <w:szCs w:val="20"/>
                 <w:rtl w:val="0"/>
               </w:rPr>
             </w:r>
@@ -2633,6 +2707,8 @@
             </w:pPr>
             <w:r>
               <w:rPr>
+                <w:sz w:val="20"/>
+                <w:szCs w:val="20"/>
                 <w:rtl w:val="0"/>
               </w:rPr>
             </w:r>
@@ -2667,6 +2743,8 @@
             </w:pPr>
             <w:r>
               <w:rPr>
+                <w:sz w:val="20"/>
+                <w:szCs w:val="20"/>
                 <w:rtl w:val="0"/>
               </w:rPr>
               <w:t xml:space="preserve">Aplicativo mobile (inbox + hoje)</w:t>
@@ -2695,6 +2773,8 @@
             </w:pPr>
             <w:r>
               <w:rPr>
+                <w:sz w:val="20"/>
+                <w:szCs w:val="20"/>
                 <w:rtl w:val="0"/>
               </w:rPr>
             </w:r>
@@ -2722,6 +2802,8 @@
             </w:pPr>
             <w:r>
               <w:rPr>
+                <w:sz w:val="20"/>
+                <w:szCs w:val="20"/>
                 <w:rtl w:val="0"/>
               </w:rPr>
               <w:t xml:space="preserve">███</w:t>
@@ -2750,6 +2832,8 @@
             </w:pPr>
             <w:r>
               <w:rPr>
+                <w:sz w:val="20"/>
+                <w:szCs w:val="20"/>
                 <w:rtl w:val="0"/>
               </w:rPr>
               <w:t xml:space="preserve">███</w:t>
@@ -2778,6 +2862,8 @@
             </w:pPr>
             <w:r>
               <w:rPr>
+                <w:sz w:val="20"/>
+                <w:szCs w:val="20"/>
                 <w:rtl w:val="0"/>
               </w:rPr>
             </w:r>
@@ -2805,6 +2891,8 @@
             </w:pPr>
             <w:r>
               <w:rPr>
+                <w:sz w:val="20"/>
+                <w:szCs w:val="20"/>
                 <w:rtl w:val="0"/>
               </w:rPr>
             </w:r>
@@ -2839,6 +2927,8 @@
             </w:pPr>
             <w:r>
               <w:rPr>
+                <w:sz w:val="20"/>
+                <w:szCs w:val="20"/>
                 <w:rtl w:val="0"/>
               </w:rPr>
               <w:t xml:space="preserve">Aplicativo mobile (saída + Timer)</w:t>
@@ -2867,6 +2957,8 @@
             </w:pPr>
             <w:r>
               <w:rPr>
+                <w:sz w:val="20"/>
+                <w:szCs w:val="20"/>
                 <w:rtl w:val="0"/>
               </w:rPr>
             </w:r>
@@ -2894,6 +2986,8 @@
             </w:pPr>
             <w:r>
               <w:rPr>
+                <w:sz w:val="20"/>
+                <w:szCs w:val="20"/>
                 <w:rtl w:val="0"/>
               </w:rPr>
             </w:r>
@@ -2921,6 +3015,8 @@
             </w:pPr>
             <w:r>
               <w:rPr>
+                <w:sz w:val="20"/>
+                <w:szCs w:val="20"/>
                 <w:rtl w:val="0"/>
               </w:rPr>
               <w:t xml:space="preserve">███</w:t>
@@ -2949,6 +3045,8 @@
             </w:pPr>
             <w:r>
               <w:rPr>
+                <w:sz w:val="20"/>
+                <w:szCs w:val="20"/>
                 <w:rtl w:val="0"/>
               </w:rPr>
               <w:t xml:space="preserve">███</w:t>
@@ -2977,6 +3075,8 @@
             </w:pPr>
             <w:r>
               <w:rPr>
+                <w:sz w:val="20"/>
+                <w:szCs w:val="20"/>
                 <w:rtl w:val="0"/>
               </w:rPr>
             </w:r>
@@ -3011,6 +3111,8 @@
             </w:pPr>
             <w:r>
               <w:rPr>
+                <w:sz w:val="20"/>
+                <w:szCs w:val="20"/>
                 <w:rtl w:val="0"/>
               </w:rPr>
               <w:t xml:space="preserve">Aplicativo mobile (Revisão)</w:t>
@@ -3039,6 +3141,8 @@
             </w:pPr>
             <w:r>
               <w:rPr>
+                <w:sz w:val="20"/>
+                <w:szCs w:val="20"/>
                 <w:rtl w:val="0"/>
               </w:rPr>
             </w:r>
@@ -3066,6 +3170,8 @@
             </w:pPr>
             <w:r>
               <w:rPr>
+                <w:sz w:val="20"/>
+                <w:szCs w:val="20"/>
                 <w:rtl w:val="0"/>
               </w:rPr>
             </w:r>
@@ -3093,6 +3199,8 @@
             </w:pPr>
             <w:r>
               <w:rPr>
+                <w:sz w:val="20"/>
+                <w:szCs w:val="20"/>
                 <w:rtl w:val="0"/>
               </w:rPr>
               <w:t xml:space="preserve">███</w:t>
@@ -3121,6 +3229,8 @@
             </w:pPr>
             <w:r>
               <w:rPr>
+                <w:sz w:val="20"/>
+                <w:szCs w:val="20"/>
                 <w:rtl w:val="0"/>
               </w:rPr>
               <w:t xml:space="preserve">███</w:t>
@@ -3149,6 +3259,8 @@
             </w:pPr>
             <w:r>
               <w:rPr>
+                <w:sz w:val="20"/>
+                <w:szCs w:val="20"/>
                 <w:rtl w:val="0"/>
               </w:rPr>
             </w:r>
@@ -3183,6 +3295,8 @@
             </w:pPr>
             <w:r>
               <w:rPr>
+                <w:sz w:val="20"/>
+                <w:szCs w:val="20"/>
                 <w:rtl w:val="0"/>
               </w:rPr>
               <w:t xml:space="preserve">Integração API</w:t>
@@ -3211,6 +3325,8 @@
             </w:pPr>
             <w:r>
               <w:rPr>
+                <w:sz w:val="20"/>
+                <w:szCs w:val="20"/>
                 <w:rtl w:val="0"/>
               </w:rPr>
             </w:r>
@@ -3238,6 +3354,8 @@
             </w:pPr>
             <w:r>
               <w:rPr>
+                <w:sz w:val="20"/>
+                <w:szCs w:val="20"/>
                 <w:rtl w:val="0"/>
               </w:rPr>
             </w:r>
@@ -3265,6 +3383,8 @@
             </w:pPr>
             <w:r>
               <w:rPr>
+                <w:sz w:val="20"/>
+                <w:szCs w:val="20"/>
                 <w:rtl w:val="0"/>
               </w:rPr>
             </w:r>
@@ -3292,6 +3412,8 @@
             </w:pPr>
             <w:r>
               <w:rPr>
+                <w:sz w:val="20"/>
+                <w:szCs w:val="20"/>
                 <w:rtl w:val="0"/>
               </w:rPr>
               <w:t xml:space="preserve">███</w:t>
@@ -3320,6 +3442,8 @@
             </w:pPr>
             <w:r>
               <w:rPr>
+                <w:sz w:val="20"/>
+                <w:szCs w:val="20"/>
                 <w:rtl w:val="0"/>
               </w:rPr>
               <w:t xml:space="preserve">███</w:t>
@@ -3355,6 +3479,8 @@
             </w:pPr>
             <w:r>
               <w:rPr>
+                <w:sz w:val="20"/>
+                <w:szCs w:val="20"/>
                 <w:rtl w:val="0"/>
               </w:rPr>
               <w:t xml:space="preserve">Testes</w:t>
@@ -3383,6 +3509,8 @@
             </w:pPr>
             <w:r>
               <w:rPr>
+                <w:sz w:val="20"/>
+                <w:szCs w:val="20"/>
                 <w:rtl w:val="0"/>
               </w:rPr>
             </w:r>
@@ -3410,6 +3538,8 @@
             </w:pPr>
             <w:r>
               <w:rPr>
+                <w:sz w:val="20"/>
+                <w:szCs w:val="20"/>
                 <w:rtl w:val="0"/>
               </w:rPr>
             </w:r>
@@ -3437,6 +3567,8 @@
             </w:pPr>
             <w:r>
               <w:rPr>
+                <w:sz w:val="20"/>
+                <w:szCs w:val="20"/>
                 <w:rtl w:val="0"/>
               </w:rPr>
               <w:t xml:space="preserve">███</w:t>
@@ -3465,6 +3597,8 @@
             </w:pPr>
             <w:r>
               <w:rPr>
+                <w:sz w:val="20"/>
+                <w:szCs w:val="20"/>
                 <w:rtl w:val="0"/>
               </w:rPr>
               <w:t xml:space="preserve">███</w:t>
@@ -3493,6 +3627,8 @@
             </w:pPr>
             <w:r>
               <w:rPr>
+                <w:sz w:val="20"/>
+                <w:szCs w:val="20"/>
                 <w:rtl w:val="0"/>
               </w:rPr>
               <w:t xml:space="preserve">███</w:t>
@@ -3528,6 +3664,8 @@
             </w:pPr>
             <w:r>
               <w:rPr>
+                <w:sz w:val="20"/>
+                <w:szCs w:val="20"/>
                 <w:rtl w:val="0"/>
               </w:rPr>
               <w:t xml:space="preserve">Qualidade</w:t>
@@ -3556,6 +3694,8 @@
             </w:pPr>
             <w:r>
               <w:rPr>
+                <w:sz w:val="20"/>
+                <w:szCs w:val="20"/>
                 <w:rtl w:val="0"/>
               </w:rPr>
             </w:r>
@@ -3583,6 +3723,8 @@
             </w:pPr>
             <w:r>
               <w:rPr>
+                <w:sz w:val="20"/>
+                <w:szCs w:val="20"/>
                 <w:rtl w:val="0"/>
               </w:rPr>
             </w:r>
@@ -3610,6 +3752,8 @@
             </w:pPr>
             <w:r>
               <w:rPr>
+                <w:sz w:val="20"/>
+                <w:szCs w:val="20"/>
                 <w:rtl w:val="0"/>
               </w:rPr>
             </w:r>
@@ -3637,6 +3781,8 @@
             </w:pPr>
             <w:r>
               <w:rPr>
+                <w:sz w:val="20"/>
+                <w:szCs w:val="20"/>
                 <w:rtl w:val="0"/>
               </w:rPr>
             </w:r>
@@ -3664,6 +3810,8 @@
             </w:pPr>
             <w:r>
               <w:rPr>
+                <w:sz w:val="20"/>
+                <w:szCs w:val="20"/>
                 <w:rtl w:val="0"/>
               </w:rPr>
               <w:t xml:space="preserve">███</w:t>
@@ -3682,26 +3830,28 @@
         </w:rPr>
       </w:r>
     </w:p>
-    <w:p>
-      <w:pPr>
-        <w:jc w:val="center"/>
-        <w:rPr/>
-      </w:pPr>
-      <w:r>
-        <w:rPr>
-          <w:b w:val="1"/>
-          <w:bCs w:val="1"/>
-          <w:rtl w:val="0"/>
-        </w:rPr>
-        <w:t xml:space="preserve">Fonte:</w:t>
-      </w:r>
-      <w:r>
-        <w:rPr>
-          <w:rtl w:val="0"/>
-        </w:rPr>
-        <w:t xml:space="preserve"> Autores (2026). </w:t>
-      </w:r>
-    </w:p>
+    <w:pPr>
+      <w:jc w:val="center"/>
+      <w:rPr/>
+    </w:pPr>
+    <w:r>
+      <w:rPr>
+        <w:sz w:val="20"/>
+        <w:szCs w:val="20"/>
+        <w:b w:val="1"/>
+        <w:bCs w:val="1"/>
+        <w:rtl w:val="0"/>
+      </w:rPr>
+      <w:t xml:space="preserve">Fonte:</w:t>
+    </w:r>
+    <w:r>
+      <w:rPr>
+        <w:sz w:val="20"/>
+        <w:szCs w:val="20"/>
+        <w:rtl w:val="0"/>
+      </w:rPr>
+      <w:t xml:space="preserve"> Autores (2026). </w:t>
+    </w:r>
     <w:p>
       <w:pPr>
         <w:rPr/>
@@ -3990,7 +4140,7 @@
       </w:pPr>
       <w:r>
         <w:rPr>
-          <w:rFonts w:ascii="Arial Unicode MS" w:cs="Arial Unicode MS" w:eastAsia="Arial Unicode MS" w:hAnsi="Arial Unicode MS"/>
+          <w:rFonts w:ascii="Arial" w:cs="Arial" w:eastAsia="Arial" w:hAnsi="Arial"/>
           <w:sz w:val="24"/>
           <w:szCs w:val="24"/>
           <w:rtl w:val="0"/>
@@ -4274,6 +4424,17 @@
         <w:t xml:space="preserve">6.6 Integração local com banco de dados</w:t>
       </w:r>
     </w:p>
+    <w:pPr>
+      <w:rPr/>
+    </w:pPr>
+    <w:r>
+      <w:rPr>
+        <w:sz w:val="24"/>
+        <w:szCs w:val="24"/>
+        <w:rtl w:val="0"/>
+      </w:rPr>
+      <w:t xml:space="preserve">A comunicação é contínua e local: componentes enviam comandos ao DatabaseSingleton que executa SQL e retorna para interface, separando front e persistência. Foram implementadas operações GET (getInboxItems, getHojeItems com JOIN), POST (insert), PUT (toggle checked) e DELETE, com tratamento de erro MAX_ITEMS e logs com traceId. Segundo Sommerville (2019), a integração entre componentes é essencial para comunicação eficiente, confiabilidade e desempenho.</w:t>
+    </w:r>
     <w:p>
       <w:pPr>
         <w:rPr/>
@@ -4282,30 +4443,19 @@
         <w:rPr>
           <w:rtl w:val="0"/>
         </w:rPr>
-        <w:t xml:space="preserve">A comunicação é contínua e local: componentes enviam comandos ao DatabaseSingleton que executa SQL e retorna para interface, separando front e persistência. Foram implementadas operações GET (getInboxItems, getHojeItems com JOIN), POST (insert), PUT (toggle checked) e DELETE, com tratamento de erro MAX_ITEMS e logs com traceId. Segundo Sommerville (2019), a integração entre componentes é essencial para comunicação eficiente, confiabilidade e desempenho.</w:t>
-      </w:r>
-    </w:p>
-    <w:p>
-      <w:pPr>
-        <w:rPr/>
-      </w:pPr>
-      <w:r>
-        <w:rPr>
-          <w:rtl w:val="0"/>
-        </w:rPr>
-      </w:r>
-    </w:p>
-    <w:p>
-      <w:pPr>
-        <w:rPr/>
-      </w:pPr>
-      <w:r>
-        <w:rPr>
-          <w:rtl w:val="0"/>
-        </w:rPr>
-        <w:t xml:space="preserve">A estrutura é dinâmica, escalável e facilita manutenção e futuras features (backend no TCC 2).</w:t>
-      </w:r>
-    </w:p>
+      </w:r>
+    </w:p>
+    <w:pPr>
+      <w:rPr/>
+    </w:pPr>
+    <w:r>
+      <w:rPr>
+        <w:sz w:val="24"/>
+        <w:szCs w:val="24"/>
+        <w:rtl w:val="0"/>
+      </w:rPr>
+      <w:t xml:space="preserve">A estrutura é dinâmica, escalável e facilita manutenção e futuras features (backend no TCC 2).</w:t>
+    </w:r>
     <w:p>
       <w:pPr>
         <w:rPr/>
@@ -4389,12 +4539,12 @@
       </w:pPr>
       <w:r>
         <w:rPr>
-          <w:rFonts w:ascii="Arial Unicode MS" w:cs="Arial Unicode MS" w:eastAsia="Arial Unicode MS" w:hAnsi="Arial Unicode MS"/>
-          <w:sz w:val="24"/>
-          <w:szCs w:val="24"/>
-          <w:rtl w:val="0"/>
-        </w:rPr>
-        <w:t xml:space="preserve">O sistema apresentou-se como solução viável para adultos com rotina variável e dificuldades de memória prospectiva ao combinar captura &lt; 10s, limite de 3 no Hoje com barra visual, checklist de porta ≤ 5 e Pomodoro 25 min, tudo 100% local em português, validado por 7 critérios de aceite e protótipo navegável.</w:t>
+          <w:rFonts w:ascii="Arial" w:cs="Arial" w:eastAsia="Arial" w:hAnsi="Arial"/>
+          <w:sz w:val="24"/>
+          <w:szCs w:val="24"/>
+          <w:rtl w:val="0"/>
+        </w:rPr>
+        <w:t xml:space="preserve">O sistema apresentou-se como solução viável para adultos com rotina variável e dificuldades de memória prospectiva ao combinar captura &lt; 10s, limite de 3 no Hoje com barra visual, checklist de porta editável e Pomodoro de 25 minutos, tudo 100% local em português, validado por 7 critérios de aceite e 15 casos de teste manual.</w:t>
       </w:r>
     </w:p>
     <w:p>
@@ -4456,10 +4606,11 @@
     </w:p>
     <w:p>
       <w:pPr>
-        <w:spacing w:after="120" w:line="240" w:lineRule="auto"/>
-        <w:rPr>
-          <w:sz w:val="20"/>
-          <w:szCs w:val="20"/>
+        <w:spacing w:after="240" w:before="240" w:line="360" w:lineRule="auto"/>
+        <w:jc w:val="both"/>
+        <w:rPr>
+          <w:sz w:val="24"/>
+          <w:szCs w:val="24"/>
         </w:rPr>
       </w:pPr>
       <w:r>
@@ -4496,10 +4647,11 @@
     </w:p>
     <w:p>
       <w:pPr>
-        <w:spacing w:after="120" w:line="240" w:lineRule="auto"/>
-        <w:rPr>
-          <w:sz w:val="20"/>
-          <w:szCs w:val="20"/>
+        <w:spacing w:after="240" w:before="240" w:line="360" w:lineRule="auto"/>
+        <w:jc w:val="both"/>
+        <w:rPr>
+          <w:sz w:val="24"/>
+          <w:szCs w:val="24"/>
         </w:rPr>
       </w:pPr>
       <w:r>
@@ -4536,10 +4688,11 @@
     </w:p>
     <w:p>
       <w:pPr>
-        <w:spacing w:after="120" w:line="240" w:lineRule="auto"/>
-        <w:rPr>
-          <w:sz w:val="20"/>
-          <w:szCs w:val="20"/>
+        <w:spacing w:after="240" w:before="240" w:line="360" w:lineRule="auto"/>
+        <w:jc w:val="both"/>
+        <w:rPr>
+          <w:sz w:val="24"/>
+          <w:szCs w:val="24"/>
         </w:rPr>
       </w:pPr>
       <w:r>
@@ -4576,10 +4729,11 @@
     </w:p>
     <w:p>
       <w:pPr>
-        <w:spacing w:after="120" w:line="240" w:lineRule="auto"/>
-        <w:rPr>
-          <w:sz w:val="20"/>
-          <w:szCs w:val="20"/>
+        <w:spacing w:after="240" w:before="240" w:line="360" w:lineRule="auto"/>
+        <w:jc w:val="both"/>
+        <w:rPr>
+          <w:sz w:val="24"/>
+          <w:szCs w:val="24"/>
         </w:rPr>
       </w:pPr>
       <w:r>
@@ -4616,10 +4770,11 @@
     </w:p>
     <w:p>
       <w:pPr>
-        <w:spacing w:after="120" w:line="240" w:lineRule="auto"/>
-        <w:rPr>
-          <w:sz w:val="20"/>
-          <w:szCs w:val="20"/>
+        <w:spacing w:after="240" w:before="240" w:line="360" w:lineRule="auto"/>
+        <w:jc w:val="both"/>
+        <w:rPr>
+          <w:sz w:val="24"/>
+          <w:szCs w:val="24"/>
         </w:rPr>
       </w:pPr>
       <w:r>
@@ -4656,10 +4811,11 @@
     </w:p>
     <w:p>
       <w:pPr>
-        <w:spacing w:after="120" w:line="240" w:lineRule="auto"/>
-        <w:rPr>
-          <w:sz w:val="20"/>
-          <w:szCs w:val="20"/>
+        <w:spacing w:after="240" w:before="240" w:line="360" w:lineRule="auto"/>
+        <w:jc w:val="both"/>
+        <w:rPr>
+          <w:sz w:val="24"/>
+          <w:szCs w:val="24"/>
         </w:rPr>
       </w:pPr>
       <w:r>
@@ -4696,10 +4852,11 @@
     </w:p>
     <w:p>
       <w:pPr>
-        <w:spacing w:after="120" w:line="240" w:lineRule="auto"/>
-        <w:rPr>
-          <w:sz w:val="20"/>
-          <w:szCs w:val="20"/>
+        <w:spacing w:after="240" w:before="240" w:line="360" w:lineRule="auto"/>
+        <w:jc w:val="both"/>
+        <w:rPr>
+          <w:sz w:val="24"/>
+          <w:szCs w:val="24"/>
         </w:rPr>
       </w:pPr>
       <w:r>
@@ -4736,10 +4893,11 @@
     </w:p>
     <w:p>
       <w:pPr>
-        <w:spacing w:after="120" w:line="240" w:lineRule="auto"/>
-        <w:rPr>
-          <w:sz w:val="20"/>
-          <w:szCs w:val="20"/>
+        <w:spacing w:after="240" w:before="240" w:line="360" w:lineRule="auto"/>
+        <w:jc w:val="both"/>
+        <w:rPr>
+          <w:sz w:val="24"/>
+          <w:szCs w:val="24"/>
         </w:rPr>
       </w:pPr>
       <w:r>
@@ -4776,10 +4934,11 @@
     </w:p>
     <w:p>
       <w:pPr>
-        <w:spacing w:after="120" w:line="240" w:lineRule="auto"/>
-        <w:rPr>
-          <w:sz w:val="20"/>
-          <w:szCs w:val="20"/>
+        <w:spacing w:after="240" w:before="240" w:line="360" w:lineRule="auto"/>
+        <w:jc w:val="both"/>
+        <w:rPr>
+          <w:sz w:val="24"/>
+          <w:szCs w:val="24"/>
         </w:rPr>
       </w:pPr>
       <w:r>
@@ -4816,10 +4975,11 @@
     </w:p>
     <w:p>
       <w:pPr>
-        <w:spacing w:after="120" w:line="240" w:lineRule="auto"/>
-        <w:rPr>
-          <w:sz w:val="20"/>
-          <w:szCs w:val="20"/>
+        <w:spacing w:after="240" w:before="240" w:line="360" w:lineRule="auto"/>
+        <w:jc w:val="both"/>
+        <w:rPr>
+          <w:sz w:val="24"/>
+          <w:szCs w:val="24"/>
         </w:rPr>
       </w:pPr>
       <w:r>
@@ -4856,10 +5016,11 @@
     </w:p>
     <w:p>
       <w:pPr>
-        <w:spacing w:after="120" w:line="240" w:lineRule="auto"/>
-        <w:rPr>
-          <w:sz w:val="20"/>
-          <w:szCs w:val="20"/>
+        <w:spacing w:after="240" w:before="240" w:line="360" w:lineRule="auto"/>
+        <w:jc w:val="both"/>
+        <w:rPr>
+          <w:sz w:val="24"/>
+          <w:szCs w:val="24"/>
         </w:rPr>
       </w:pPr>
       <w:r>
@@ -4896,10 +5057,11 @@
     </w:p>
     <w:p>
       <w:pPr>
-        <w:spacing w:after="120" w:line="240" w:lineRule="auto"/>
-        <w:rPr>
-          <w:sz w:val="20"/>
-          <w:szCs w:val="20"/>
+        <w:spacing w:after="240" w:before="240" w:line="360" w:lineRule="auto"/>
+        <w:jc w:val="both"/>
+        <w:rPr>
+          <w:sz w:val="24"/>
+          <w:szCs w:val="24"/>
         </w:rPr>
       </w:pPr>
       <w:r>
@@ -4936,10 +5098,11 @@
     </w:p>
     <w:p>
       <w:pPr>
-        <w:spacing w:after="120" w:line="240" w:lineRule="auto"/>
-        <w:rPr>
-          <w:sz w:val="20"/>
-          <w:szCs w:val="20"/>
+        <w:spacing w:after="240" w:before="240" w:line="360" w:lineRule="auto"/>
+        <w:jc w:val="both"/>
+        <w:rPr>
+          <w:sz w:val="24"/>
+          <w:szCs w:val="24"/>
         </w:rPr>
       </w:pPr>
       <w:r>
@@ -4976,10 +5139,11 @@
     </w:p>
     <w:p>
       <w:pPr>
-        <w:spacing w:after="120" w:line="240" w:lineRule="auto"/>
-        <w:rPr>
-          <w:sz w:val="20"/>
-          <w:szCs w:val="20"/>
+        <w:spacing w:after="240" w:before="240" w:line="360" w:lineRule="auto"/>
+        <w:jc w:val="both"/>
+        <w:rPr>
+          <w:sz w:val="24"/>
+          <w:szCs w:val="24"/>
         </w:rPr>
       </w:pPr>
       <w:r>
@@ -5016,7 +5180,8 @@
     </w:p>
     <w:p>
       <w:pPr>
-        <w:spacing w:after="120" w:line="240" w:lineRule="auto"/>
+        <w:spacing w:after="240" w:before="240" w:line="360" w:lineRule="auto"/>
+        <w:jc w:val="both"/>
         <w:rPr>
           <w:sz w:val="24"/>
           <w:szCs w:val="24"/>
@@ -5207,8 +5372,121 @@
       </w:rPr>
     </w:lvl>
   </w:abstractNum>
+  <w:abstractNum w:abstractNumId="9">
+    <w:lvl w:ilvl="0">
+      <w:start w:val="1"/>
+      <w:numFmt w:val="bullet"/>
+      <w:lvlText w:val="●"/>
+      <w:lvlJc w:val="left"/>
+      <w:pPr>
+        <w:ind w:left="720" w:hanging="360"/>
+      </w:pPr>
+      <w:rPr>
+        <w:u w:val="none"/>
+      </w:rPr>
+    </w:lvl>
+    <w:lvl w:ilvl="1">
+      <w:start w:val="1"/>
+      <w:numFmt w:val="bullet"/>
+      <w:lvlText w:val="○"/>
+      <w:lvlJc w:val="left"/>
+      <w:pPr>
+        <w:ind w:left="1440" w:hanging="360"/>
+      </w:pPr>
+      <w:rPr>
+        <w:u w:val="none"/>
+      </w:rPr>
+    </w:lvl>
+    <w:lvl w:ilvl="2">
+      <w:start w:val="1"/>
+      <w:numFmt w:val="bullet"/>
+      <w:lvlText w:val="■"/>
+      <w:lvlJc w:val="left"/>
+      <w:pPr>
+        <w:ind w:left="2160" w:hanging="360"/>
+      </w:pPr>
+      <w:rPr>
+        <w:u w:val="none"/>
+      </w:rPr>
+    </w:lvl>
+    <w:lvl w:ilvl="3">
+      <w:start w:val="1"/>
+      <w:numFmt w:val="bullet"/>
+      <w:lvlText w:val="●"/>
+      <w:lvlJc w:val="left"/>
+      <w:pPr>
+        <w:ind w:left="2880" w:hanging="360"/>
+      </w:pPr>
+      <w:rPr>
+        <w:u w:val="none"/>
+      </w:rPr>
+    </w:lvl>
+    <w:lvl w:ilvl="4">
+      <w:start w:val="1"/>
+      <w:numFmt w:val="bullet"/>
+      <w:lvlText w:val="○"/>
+      <w:lvlJc w:val="left"/>
+      <w:pPr>
+        <w:ind w:left="3600" w:hanging="360"/>
+      </w:pPr>
+      <w:rPr>
+        <w:u w:val="none"/>
+      </w:rPr>
+    </w:lvl>
+    <w:lvl w:ilvl="5">
+      <w:start w:val="1"/>
+      <w:numFmt w:val="bullet"/>
+      <w:lvlText w:val="■"/>
+      <w:lvlJc w:val="left"/>
+      <w:pPr>
+        <w:ind w:left="4320" w:hanging="360"/>
+      </w:pPr>
+      <w:rPr>
+        <w:u w:val="none"/>
+      </w:rPr>
+    </w:lvl>
+    <w:lvl w:ilvl="6">
+      <w:start w:val="1"/>
+      <w:numFmt w:val="bullet"/>
+      <w:lvlText w:val="●"/>
+      <w:lvlJc w:val="left"/>
+      <w:pPr>
+        <w:ind w:left="5040" w:hanging="360"/>
+      </w:pPr>
+      <w:rPr>
+        <w:u w:val="none"/>
+      </w:rPr>
+    </w:lvl>
+    <w:lvl w:ilvl="7">
+      <w:start w:val="1"/>
+      <w:numFmt w:val="bullet"/>
+      <w:lvlText w:val="○"/>
+      <w:lvlJc w:val="left"/>
+      <w:pPr>
+        <w:ind w:left="5760" w:hanging="360"/>
+      </w:pPr>
+      <w:rPr>
+        <w:u w:val="none"/>
+      </w:rPr>
+    </w:lvl>
+    <w:lvl w:ilvl="8">
+      <w:start w:val="1"/>
+      <w:numFmt w:val="bullet"/>
+      <w:lvlText w:val="■"/>
+      <w:lvlJc w:val="left"/>
+      <w:pPr>
+        <w:ind w:left="6480" w:hanging="360"/>
+      </w:pPr>
+      <w:rPr>
+        <w:u w:val="none"/>
+      </w:rPr>
+    </w:lvl>
+  </w:abstractNum>
   <w:num w:numId="1">
     <w:abstractNumId w:val="1"/>
+  </w:num>
+  <w:num w:numId="9">
+    <w:abstractNumId w:val="9"/>
   </w:num>
 </w:numbering>
 </file>
@@ -5219,7 +5497,7 @@
     <w:rPrDefault>
       <w:rPr>
         <w:rFonts w:ascii="Arial" w:cs="Arial" w:eastAsia="Arial" w:hAnsi="Arial"/>
-        <w:sz w:val="22"/>
+        <w:sz w:val="24"/>
         <w:szCs w:val="22"/>
         <w:lang w:val="pt_BR"/>
       </w:rPr>

--- a/docs/MinhaRotina-PI.docx
+++ b/docs/MinhaRotina-PI.docx
@@ -1171,7 +1171,7 @@
           <w:szCs w:val="24"/>
           <w:rtl w:val="0"/>
         </w:rPr>
-        <w:t xml:space="preserve">O Singleton evita múltiplas conexões concorrentes ao SQLite e centraliza createTables, insertInboxItem, getInboxItems, insertHojeItem com regra de máximo 3 (throw MAX_ITEMS), toggleHojeItem e isInboxEmpty, com logs de rastreio por traceId. Essa divisão tornou o código mais organizado, testável e preparado para fallback para AsyncStorage em Android antigo, conforme risco previsto no TAP.</w:t>
+        <w:t xml:space="preserve">O Singleton evita múltiplas conexões concorrentes ao SQLite e centraliza createTables, insertInboxItem, getInboxItems, insertHojeItem, toggleHojeItem e isInboxEmpty, com logs de rastreio por traceId. Essa divisão tornou o código mais organizado, testável e preparado para fallback para AsyncStorage em Android antigo, conforme risco previsto no TAP.</w:t>
       </w:r>
       <w:r>
         <w:rPr>
@@ -1247,7 +1247,7 @@
           <w:szCs w:val="24"/>
           <w:rtl w:val="0"/>
         </w:rPr>
-        <w:t xml:space="preserve">Foram modeladas 9 tabelas SQLite. Duas delas merecem explicação: inbox_items recebe o que é capturado e hoje_items guarda as três prioridades do dia; são separadas de propósito, porque a promoção copia o conteúdo do inbox para o dia e apaga a origem. Na primeira versão as duas eram uma tabela só com um campo de status, e o item sumia das duas telas ao ser promovido — defeito corrigido e coberto por caso de teste. As demais são saida_items (checklist de porta) e saida_log (horário de cada saída), timer_state (ciclo em andamento, para o Pomodoro não zerar ao trocar de aba), ajustes_semanais (texto do ajuste), events (inbox zerado no dia), users (nome, e-mail, salt e hash da senha) e meta (chave e valor, com a sessão e o horário do lembrete de saída). Todas com tipos otimizados, consultas SQL para listar e contar, e migração defensiva por verificação de coluna, para que abrir uma versão antiga do app nunca quebre por campo faltando.</w:t>
+        <w:t xml:space="preserve">Foram modeladas 9 tabelas SQLite. Duas delas merecem explicação: inbox_items recebe o que é capturado e hoje_items guarda as prioridades escolhidas para o dia; são separadas de propósito, porque a promoção copia o conteúdo do inbox para o dia e apaga a origem. Na primeira versão as duas eram uma tabela só com um campo de status, e o item sumia das duas telas ao ser promovido — defeito corrigido e coberto por caso de teste. As demais são saida_items (checklist de porta) e saida_log (horário de cada saída), timer_state (ciclo em andamento, para o Pomodoro não zerar ao trocar de aba), ajustes_semanais (texto do ajuste), events (inbox zerado no dia), users (nome, e-mail, salt e hash da senha) e meta (chave e valor, com a sessão, o horário do lembrete de saída e a duração do bloco). Todas com tipos otimizados, consultas SQL para listar e contar, e migração defensiva por verificação de coluna, para que abrir uma versão antiga do app nunca quebre por campo faltando.</w:t>
       </w:r>
     </w:p>
     <w:p>
@@ -1486,7 +1486,7 @@
           <w:szCs w:val="24"/>
           <w:rtl w:val="0"/>
         </w:rPr>
-        <w:t xml:space="preserve">TypeScript foi a linguagem utilizada em todo o app, superconjunto tipado de JavaScript. Permitiu padronização, tipagem estática de InboxItem e HojeItem, validação de formulários, regras de negócio (máximo 3 no Hoje), tratamento de erros (MAX_ITEMS) e maior robustez, reduzindo falhas em tempo de execução.</w:t>
+        <w:t xml:space="preserve">TypeScript foi a linguagem utilizada em todo o app, superconjunto tipado de JavaScript. Permitiu padronização, tipagem estática de InboxItem e HojeItem, validação de formulários, regras de negócio, tratamento de erros e maior robustez, reduzindo falhas em tempo de execução.</w:t>
       </w:r>
     </w:p>
     <w:p>
@@ -4145,7 +4145,7 @@
           <w:szCs w:val="24"/>
           <w:rtl w:val="0"/>
         </w:rPr>
-        <w:t xml:space="preserve">A tela do dia reúne as três etapas do funil em uma rolagem só: no topo, as até três prioridades; no meio, o campo de captura; embaixo, o inbox despejado. Essa fusão veio da revisão de interface, depois de o desenho inicial separar Inbox e Hoje em duas abas — trocar de aba no meio do caminho da ideia até a prioridade só custava velocidade. O campo de captura salva em menos de 10s mesmo offline, com prazo e categoria opcionais, para não travar a anotação. Cada item da lista tem um único botão de lápis, que abre uma folha com três ações (virar prioridade, editar e excluir): com botões separados em cada linha, o olhar ia para o controle em vez de ir para a tarefa. A decisão de manter poucos itens por dia segue Chen et al. (2015) sobre memória prospectiva.</w:t>
+        <w:t xml:space="preserve">A tela do dia reúne as três etapas do funil em uma rolagem só: no topo, as prioridades do dia; no meio, o campo de captura; embaixo, o inbox despejado. Essa fusão veio da revisão de interface, depois de o desenho inicial separar Inbox e Hoje em duas abas — trocar de aba no meio do caminho da ideia até a prioridade só custava velocidade. O campo de captura salva em menos de 10s mesmo offline, com prazo e categoria opcionais, para não travar a anotação. Cada item da lista tem um único botão de lápis, que abre uma folha com três ações (virar prioridade, editar e excluir): com botões separados em cada linha, o olhar ia para o controle em vez de ir para a tarefa. A preferência por poucos itens por dia apoia-se em Chen et al. (2015), sobre intenção de implementação e memória prospectiva, e no essencialismo de McKeown (2014). O app recomenda e não impõe número.</w:t>
       </w:r>
     </w:p>
     <w:p>
@@ -4202,7 +4202,7 @@
           <w:szCs w:val="24"/>
           <w:rtl w:val="0"/>
         </w:rPr>
-        <w:t xml:space="preserve">A tela centraliza o dia com restrição a 3 itens para evitar sobrecarga, conforme Essencialismo (MCKEOWN, 2014). Checkbox de 32px, barra visual de largura total com hora atual, percentual (ex.: 2/3 – 66%) e cor dinâmica vermelho (0-33%), amarelo (34-66%), verde (67-100%), atualizada via toggleHojeItem. Não há sugestão automática; a seleção é sempre explícita e o que não é promovido permanece no inbox sem marcação de atraso. Segundo Nielsen (2012, p. 26), a usabilidade é atributo de qualidade relacionado à facilidade de uso.</w:t>
+        <w:t xml:space="preserve">A tela recomenda poucas prioridades por vez, pela lógica de fazer menos e melhor de McKeown (2014), mas não impõe teto: a partir da quarta o app sugere aliviar e a decisão fica com o usuário. Checkbox de 32px, barra visual de largura total com hora atual, percentual (ex.: 2/5 – 40%) e cor dinâmica vermelho (0-33%), amarelo (34-66%), verde (67-100%), atualizada via toggleHojeItem. Não há sugestão automática; a seleção é sempre explícita e o que não é promovido permanece no inbox sem marcação de atraso. Segundo Nielsen (2012, p. 26), a usabilidade é atributo de qualidade relacionado à facilidade de uso.</w:t>
       </w:r>
     </w:p>
     <w:p>
@@ -4348,7 +4348,7 @@
           <w:szCs w:val="24"/>
           <w:rtl w:val="0"/>
         </w:rPr>
-        <w:t xml:space="preserve">Contagem regressiva visual 25:00 por tarefa com Iniciar/Pausar sem resetar ao trocar de aba (estado preservado). Ao encerrar, abre uma folha com o progresso do dia no formato x/3 concluídas e as prioridades que continuam em aberto, para escolher qual atacar em seguida, sem interromper o foco. A folha não sugere tarefas novas: oferece as que já foram escolhidas pelo usuário, e convida a uma pausa quando as três estão concluídas.</w:t>
+        <w:t xml:space="preserve">Contagem regressiva visual por tarefa, com duração configurável (25 min por padrão; 5, 15, 25 ou 45 min à escolha) e Iniciar/Pausar sem resetar ao trocar de aba (estado preservado). Ao encerrar, abre uma folha com o progresso do dia no formato x/N concluídas e as prioridades que continuam em aberto, para escolher qual atacar em seguida, sem interromper o foco. A folha não sugere tarefas novas: oferece as que já foram escolhidas pelo usuário, e convida a uma pausa quando todas estão concluídas.</w:t>
       </w:r>
     </w:p>
     <w:p>
@@ -4544,7 +4544,7 @@
           <w:szCs w:val="24"/>
           <w:rtl w:val="0"/>
         </w:rPr>
-        <w:t xml:space="preserve">O sistema apresentou-se como solução viável para adultos com rotina variável e dificuldades de memória prospectiva ao combinar captura &lt; 10s, limite de 3 no Hoje com barra visual, checklist de porta editável e Pomodoro de 25 minutos, tudo 100% local em português, validado por 7 critérios de aceite e 15 casos de teste manual.</w:t>
+        <w:t xml:space="preserve">O sistema apresentou-se como solução viável para adultos com rotina variável e dificuldades de memória prospectiva ao combinar captura &lt; 10s, recomendação de poucas prioridades com barra visual, checklist de porta editável e Pomodoro de duração configurável, tudo 100% local em português, validado por 7 critérios de aceite e 15 casos de teste manual.</w:t>
       </w:r>
     </w:p>
     <w:p>

--- a/docs/MinhaRotina-PI.docx
+++ b/docs/MinhaRotina-PI.docx
@@ -701,7 +701,7 @@
           <w:szCs w:val="24"/>
           <w:rtl w:val="0"/>
         </w:rPr>
-        <w:t xml:space="preserve">Validar o funcionamento do sistema por meio de 7 critérios de aceite e 15 casos de teste manuais, além de verificação estática contínua com o compilador TypeScript e o ESLint.</w:t>
+        <w:t xml:space="preserve">Validar o funcionamento do sistema por meio de 7 critérios de aceite e 23 casos de teste manuais, além de verificação estática contínua com o compilador TypeScript e o ESLint.</w:t>
       </w:r>
     </w:p>
     <w:p>
@@ -864,7 +864,7 @@
           <w:szCs w:val="24"/>
           <w:rtl w:val="0"/>
         </w:rPr>
-        <w:t xml:space="preserve">A validação foi feita em navegador, com os 15 casos do roteiro de teste manual executados de ponta a ponta (cadastro, captura com categoria, promoção, conclusão, limite de três, edição, exclusão, lembrete de saída, timer e revisão), sem erro de execução. A passagem em aparelho Android físico por QR ficou pendente: a rede do ambiente onde os testes rodaram impedia a conexão entre o celular e o computador. O código é congelado três dias antes da defesa, conforme Pressman e Maxim (2021) e Sommerville (2019) quanto a estratégias de teste nos níveis de componente e integração.</w:t>
+        <w:t xml:space="preserve">A validação foi feita em navegador, com os 23 casos do roteiro de teste manual executados de ponta a ponta (cadastro, captura com categoria, promoção, conclusão, quantidade de prioridades, edição, exclusão, lembrete de saída, timer, revisão e os casos de regressão abertos em 01/10), sem erro de execução. A passagem em aparelho Android físico por QR ficou pendente: a rede do ambiente onde os testes rodaram impedia a conexão entre o celular e o computador. O código é congelado três dias antes da defesa, conforme Pressman e Maxim (2021) e Sommerville (2019) quanto a estratégias de teste nos níveis de componente e integração.</w:t>
       </w:r>
     </w:p>
     <w:p>
@@ -1294,7 +1294,7 @@
           <w:szCs w:val="24"/>
           <w:rtl w:val="0"/>
         </w:rPr>
-        <w:t xml:space="preserve">A disciplina definiu critérios mensuráveis de aceite (CA-PI01 a CA-PI07) e 15 casos de teste manuais, alinhada a Pressman e Maxim (2021), para quem o engenheiro deve avaliar a qualidade, revisar produtos e aplicar estratégias de teste. Os critérios cobrem: captura visível em menos de 10s e exclusão sem travar com 50 itens; limite de 3 prioridades com aviso neutro na quarta tentativa; checklist conferido em menos de 60s; Pomodoro de 25 minutos que não zera ao trocar de aba; lembrete de saída agendado 15 minutos antes do horário escolhido; e ausência de erro na execução. Dois defeitos encontrados por esses testes viraram correção e caso de regressão: a perda de item na promoção e o cronômetro, que contava o tempo duas vezes e acelerava sem parar.</w:t>
+        <w:t xml:space="preserve">A disciplina definiu critérios mensuráveis de aceite (CA-PI01 a CA-PI07) e 23 casos de teste manuais, alinhada a Pressman e Maxim (2021), para quem o engenheiro deve avaliar a qualidade, revisar produtos e aplicar estratégias de teste. Os critérios cobrem: captura visível em menos de 10s e exclusão sem travar com 50 itens; recomendação de poucas prioridades, com aviso no lugar e sem trava na quarta; checklist conferido em menos de 60s; Pomodoro de duração configurável (25 min por padrão) que não zera ao trocar de aba; lembrete de saída agendado 15 minutos antes do horário escolhido; e ausência de erro na execução. Cinco defeitos encontrados por esses testes viraram correção e caso de regressão: a perda de item na promoção; o cronômetro, que contava o tempo duas vezes e acelerava sem parar; o alarme de saída, que empilhava um aviso a cada reagendamento; o "hoje", calculado em dia UTC, que apagava da lista os itens criados à noite; e a Revisão, que exibia "0/7 dias zerados" antes mesmo de ter lido o banco.</w:t>
       </w:r>
     </w:p>
     <w:p>
@@ -4544,7 +4544,7 @@
           <w:szCs w:val="24"/>
           <w:rtl w:val="0"/>
         </w:rPr>
-        <w:t xml:space="preserve">O sistema apresentou-se como solução viável para adultos com rotina variável e dificuldades de memória prospectiva ao combinar captura &lt; 10s, recomendação de poucas prioridades com barra visual, checklist de porta editável e Pomodoro de duração configurável, tudo 100% local em português, validado por 7 critérios de aceite e 15 casos de teste manual.</w:t>
+        <w:t xml:space="preserve">O sistema apresentou-se como solução viável para adultos com rotina variável e dificuldades de memória prospectiva ao combinar captura &lt; 10s, recomendação de poucas prioridades com barra visual, checklist de porta editável e Pomodoro de duração configurável, tudo 100% local em português, validado por 7 critérios de aceite e 23 casos de teste manual.</w:t>
       </w:r>
     </w:p>
     <w:p>

--- a/docs/MinhaRotina-PI.docx
+++ b/docs/MinhaRotina-PI.docx
@@ -568,7 +568,7 @@
           <w:szCs w:val="24"/>
           <w:rtl w:val="0"/>
         </w:rPr>
-        <w:t xml:space="preserve">Implementar tela de Inbox para captura rápida de tarefas em texto livre (máx. 500 caracteres), visível em menos de 10 segundos mesmo offline (RF01, CA-PI01);</w:t>
+        <w:t xml:space="preserve">Implementar tela de Inbox para captura rápida de tarefas em texto livre, sem limite de tamanho, visível em menos de 10 segundos mesmo offline (RF01, CA-PI01);</w:t>
       </w:r>
     </w:p>
     <w:p>
@@ -591,7 +591,7 @@
           <w:szCs w:val="24"/>
           <w:rtl w:val="0"/>
         </w:rPr>
-        <w:t xml:space="preserve">Desenvolver tela de Hoje limitada a 3 itens escolhidos manualmente pelo usuário, com bloqueio neutro da 4ª tentativa, checkbox de 32px e barra de progresso visual com cor dinâmica (RF02, RF05, RF06, CA-PI02 a CA-PI04);</w:t>
+        <w:t xml:space="preserve">Desenvolver tela de Hoje com até 3 prioridades recomendadas, escolhidas manualmente pelo usuário, com aviso na 4ª e sem trava, checkbox de 32px e barra de progresso visual com cor dinâmica (RF02, RF05, RF06, CA-PI02 a CA-PI04);</w:t>
       </w:r>
     </w:p>
     <w:p>
@@ -613,7 +613,7 @@
           <w:szCs w:val="24"/>
           <w:rtl w:val="0"/>
         </w:rPr>
-        <w:t xml:space="preserve">Construir checklist de saída com até 5 itens editáveis na ordem do trajeto, conclusão em menos de 60 segundos, registro de horário de saída e 1 alarme local (RF03, CA-PI03, CA-PI06);</w:t>
+        <w:t xml:space="preserve">Construir checklist de saída livre, com os itens que o trajeto pedir, editáveis na ordem do percurso, conclusão em menos de 60 segundos, registro de horário de saída e 1 alarme local (RF03, CA-PI03, CA-PI06);</w:t>
       </w:r>
     </w:p>
     <w:p>
@@ -635,7 +635,7 @@
           <w:szCs w:val="24"/>
           <w:rtl w:val="0"/>
         </w:rPr>
-        <w:t xml:space="preserve">Implementar temporizador Pomodoro de 25 minutos com start/pause sem resetar ao trocar de aba e aviso de fim de bloco apenas ao encerrar o Pomodoro, sem interromper o foco (RF04, RF07, CA-PI04, CA-PI05);</w:t>
+        <w:t xml:space="preserve">Implementar temporizador Pomodoro de duração configurável (25 min por padrão) com start/pause sem resetar ao trocar de aba e aviso de fim de bloco apenas ao encerrar o Pomodoro, sem interromper o foco (RF04, RF07, CA-PI04, CA-PI05);</w:t>
       </w:r>
     </w:p>
     <w:p>
@@ -4433,7 +4433,7 @@
         <w:szCs w:val="24"/>
         <w:rtl w:val="0"/>
       </w:rPr>
-      <w:t xml:space="preserve">A comunicação é contínua e local: componentes enviam comandos ao DatabaseSingleton que executa SQL e retorna para interface, separando front e persistência. Foram implementadas operações GET (getInboxItems, getHojeItems com JOIN), POST (insert), PUT (toggle checked) e DELETE, com tratamento de erro MAX_ITEMS e logs com traceId. Segundo Sommerville (2019), a integração entre componentes é essencial para comunicação eficiente, confiabilidade e desempenho.</w:t>
+      <w:t xml:space="preserve">A comunicação é contínua e local: componentes enviam comandos ao DatabaseSingleton que executa SQL e retorna para interface, separando front e persistência. Foram implementadas operações GET (getInboxItems, getHojeItems), POST (insert), PUT (toggle checked) e DELETE, com tratamento de erro e logs com traceId. Segundo Sommerville (2019), a integração entre componentes é essencial para comunicação eficiente, confiabilidade e desempenho.</w:t>
     </w:r>
     <w:p>
       <w:pPr>

--- a/docs/MinhaRotina-PI.docx
+++ b/docs/MinhaRotina-PI.docx
@@ -22,7 +22,7 @@
           <w:szCs w:val="24"/>
           <w:rtl w:val="0"/>
         </w:rPr>
-        <w:t xml:space="preserve">DESENVOLVIMENTO APP</w:t>
+        <w:t xml:space="preserve">Minha Rotina</w:t>
       </w:r>
     </w:p>
     <w:p>
@@ -120,32 +120,32 @@
         <w:t xml:space="preserve">RESUMO</w:t>
       </w:r>
     </w:p>
-    <w:pPr>
-      <w:spacing w:after="240" w:before="240" w:line="240" w:lineRule="auto"/>
-      <w:jc w:val="both"/>
-      <w:rPr/>
-    </w:pPr>
-    <w:r>
-      <w:rPr>
-        <w:sz w:val="24"/>
-        <w:szCs w:val="24"/>
-        <w:rtl w:val="0"/>
-      </w:rPr>
-      <w:t xml:space="preserve">O presente Projeto Integrador tem como objetivo desenvolver uma aplicação mobile de organização de rotina voltada a adultos de 18 a 45 anos com rotina variável e dificuldades de memória prospectiva, utilizando React Native via Expo, TypeScript e SQLite local. O trabalho aborda as etapas de levantamento de requisitos, planejamento, modelagem, desenvolvimento e testes da aplicação, integrando diferentes áreas da tecnologia da informação, como Programação para Dispositivos Móveis, Programação Orientada a Objetos, Engenharia de Requisitos e Avaliação de Software. Para a construção do sistema, foi adotada metodologia de desenvolvimento incremental organizada em três sprints de duas semanas, com versionamento em Git, prototipação navegável em HTML e validação por critérios de aceite mensuráveis. A solução proposta é 100% local, em português, com conta local e sem internet: captura em inbox único em menos de 10 segundos, dia limitado a 3 prioridades com barra de progresso visual, checklist de saída no ponto de ação e temporizador Pomodoro de 25 minutos por bloco de foco. Além disso, o projeto busca evidenciar a importância da interdisciplinaridade na formação académica e profissional dos estudantes, aproximando-os das demandas reais do mercado de trabalho. Como resultado, foi desenvolvido um protótipo funcional e a base do aplicativo com persistência local capaz de atender aos objetivos propostos, demonstrando a integração entre teoria e prática durante o processo de aprendizagem.</w:t>
-    </w:r>
-    <w:pPr>
-      <w:spacing w:after="240" w:before="240" w:line="240" w:lineRule="auto"/>
-      <w:jc w:val="both"/>
-      <w:rPr/>
-    </w:pPr>
-    <w:r>
-      <w:rPr>
-        <w:sz w:val="24"/>
-        <w:szCs w:val="24"/>
-        <w:rtl w:val="0"/>
-      </w:rPr>
-      <w:t xml:space="preserve">Palavras-chave: Projeto Integrador; Desenvolvimento Mobile; React Native; GTD; Memória Prospectiva.</w:t>
-    </w:r>
+    <w:p>
+      <w:pPr>
+        <w:spacing w:after="240" w:before="240" w:line="240" w:lineRule="auto"/>
+        <w:jc w:val="both"/>
+        <w:rPr/>
+      </w:pPr>
+      <w:r>
+        <w:rPr>
+          <w:rtl w:val="0"/>
+        </w:rPr>
+        <w:t xml:space="preserve">O presente Projeto Integrador propõe o Minha Rotina, aplicativo mobile de organização de rotina para adultos de 18 a 45 anos com rotina variável e dificuldades de memória prospectiva, desenvolvido em React Native via Expo, TypeScript e SQLite local. O trabalho percorre as etapas de levantamento de requisitos, planejamento, modelagem, desenvolvimento e testes, integrando Programação para Dispositivos Móveis, Programação Orientada a Objetos, Engenharia de Requisitos e Avaliação de Software. A metodologia foi incremental, em três sprints de duas semanas, com versionamento em Git e prototipação navegável. A solução é 100% local, em português, sem internet: captura em inbox único em menos de dez segundos, limite de três prioridades por dia, checklist de saída no ponto de ação e temporizador Pomodoro de duração configurável. O resultado é um aplicativo funcional, persistido localmente e validado por sete critérios de aceite e 23 casos de teste manual, unindo teoria e prática.</w:t>
+      </w:r>
+    </w:p>
+    <w:p>
+      <w:pPr>
+        <w:spacing w:after="240" w:before="240" w:line="240" w:lineRule="auto"/>
+        <w:jc w:val="both"/>
+        <w:rPr/>
+      </w:pPr>
+      <w:r>
+        <w:rPr>
+          <w:rtl w:val="0"/>
+        </w:rPr>
+        <w:t xml:space="preserve">Palavras-chave: Projeto Integrador; Desenvolvimento Mobile; React Native; GTD; Memória Prospectiva.</w:t>
+      </w:r>
+    </w:p>
     <w:p>
       <w:pPr>
         <w:pStyle w:val="Heading1"/>
@@ -160,8 +160,6 @@
           <w:szCs w:val="24"/>
         </w:rPr>
       </w:pPr>
-      <w:bookmarkStart w:colFirst="0" w:colLast="0" w:name="_nvkpzrnnjyxl" w:id="0"/>
-      <w:bookmarkEnd w:id="0"/>
       <w:r>
         <w:rPr>
           <w:b w:val="1"/>
@@ -173,32 +171,6 @@
         <w:t xml:space="preserve">ABSTRACT</w:t>
       </w:r>
     </w:p>
-    <w:pPr>
-      <w:spacing w:after="240" w:before="240" w:line="240" w:lineRule="auto"/>
-      <w:jc w:val="both"/>
-      <w:rPr/>
-    </w:pPr>
-    <w:r>
-      <w:rPr>
-        <w:sz w:val="24"/>
-        <w:szCs w:val="24"/>
-        <w:rtl w:val="0"/>
-      </w:rPr>
-      <w:t xml:space="preserve">This Integrative Project aims to develop a mobile routine organization application aimed at adults aged 18 to 45 with variable routines and prospective memory difficulties, using React Native via Expo, TypeScript and local SQLite. The work addresses the stages of requirements gathering, planning, modeling, development and testing of the application, integrating different areas of information technology, such as Mobile Programming, Object-Oriented Programming, Requirements Engineering and Software Evaluation. For system construction, an incremental development methodology organized in three two-week sprints was adopted, with Git versioning, navigable HTML prototyping and validation by measurable acceptance criteria. The proposed solution is 100% local, in Portuguese, with no account and no internet: capture in a single inbox in less than 10 seconds, day limited to 3 priorities with visual progress bar, exit checklist at the point of action and 25-minute Pomodoro timer per focus block. Furthermore, the project highlights the importance of interdisciplinarity in students' academic and professional education, bringing them closer to real market demands. As a result, a functional prototype and the application base with local persistence were developed, capable of meeting the proposed objectives, demonstrating the integration between theory and practice throughout the learning process.</w:t>
-    </w:r>
-    <w:pPr>
-      <w:spacing w:after="240" w:before="240" w:line="240" w:lineRule="auto"/>
-      <w:jc w:val="both"/>
-      <w:rPr/>
-    </w:pPr>
-    <w:r>
-      <w:rPr>
-        <w:sz w:val="24"/>
-        <w:szCs w:val="24"/>
-        <w:rtl w:val="0"/>
-      </w:rPr>
-      <w:t xml:space="preserve">Keywords: Integrative Project; Mobile Development; React Native; GTD; Prospective Memory.</w:t>
-    </w:r>
     <w:p>
       <w:pPr>
         <w:spacing w:after="240" w:before="240" w:line="240" w:lineRule="auto"/>
@@ -209,6 +181,7 @@
         <w:rPr>
           <w:rtl w:val="0"/>
         </w:rPr>
+        <w:t xml:space="preserve">This Integrative Project presents Minha Rotina, a mobile routine organization application for adults aged 18 to 45 with variable routines and prospective memory difficulties, developed with React Native through Expo, TypeScript and local SQLite. The work covers requirements, planning, modeling, development and testing, integrating Mobile Programming, Object-Oriented Programming, Requirements Engineering and Software Evaluation. The methodology was incremental, in three two-week sprints, with Git versioning and a navigable prototype. The solution is fully local, in Portuguese, with no internet: capture into a single inbox in under ten seconds, a limit of three priorities per day, an exit checklist at the point of action, and a Pomodoro timer with configurable duration. The result is a functional application, persisted locally and validated by seven acceptance criteria and 23 manual test cases, showing how theory meets practice.</w:t>
       </w:r>
     </w:p>
     <w:p>
@@ -221,54 +194,7 @@
         <w:rPr>
           <w:rtl w:val="0"/>
         </w:rPr>
-      </w:r>
-    </w:p>
-    <w:p>
-      <w:pPr>
-        <w:spacing w:after="240" w:before="240" w:line="240" w:lineRule="auto"/>
-        <w:jc w:val="both"/>
-        <w:rPr/>
-      </w:pPr>
-      <w:r>
-        <w:rPr>
-          <w:rtl w:val="0"/>
-        </w:rPr>
-      </w:r>
-    </w:p>
-    <w:p>
-      <w:pPr>
-        <w:spacing w:after="240" w:before="240" w:line="360" w:lineRule="auto"/>
-        <w:ind w:firstLine="720"/>
-        <w:jc w:val="both"/>
-        <w:rPr>
-          <w:b w:val="1"/>
-          <w:bCs w:val="1"/>
-          <w:sz w:val="24"/>
-          <w:szCs w:val="24"/>
-        </w:rPr>
-      </w:pPr>
-      <w:r>
-        <w:rPr>
-          <w:rtl w:val="0"/>
-        </w:rPr>
-      </w:r>
-    </w:p>
-    <w:p>
-      <w:pPr>
-        <w:spacing w:after="240" w:before="240" w:line="360" w:lineRule="auto"/>
-        <w:ind w:firstLine="720"/>
-        <w:jc w:val="both"/>
-        <w:rPr>
-          <w:b w:val="1"/>
-          <w:bCs w:val="1"/>
-          <w:sz w:val="24"/>
-          <w:szCs w:val="24"/>
-        </w:rPr>
-      </w:pPr>
-      <w:r>
-        <w:rPr>
-          <w:rtl w:val="0"/>
-        </w:rPr>
+        <w:t xml:space="preserve">Keywords: Integrative Project; Mobile Development; React Native; GTD; Prospective Memory.</w:t>
       </w:r>
     </w:p>
     <w:p>
@@ -591,7 +517,7 @@
           <w:szCs w:val="24"/>
           <w:rtl w:val="0"/>
         </w:rPr>
-        <w:t xml:space="preserve">Desenvolver tela de Hoje com até 3 prioridades recomendadas, escolhidas manualmente pelo usuário, com aviso na 4ª e sem trava, checkbox de 32px e barra de progresso visual com cor dinâmica (RF02, RF05, RF06, CA-PI02 a CA-PI04);</w:t>
+        <w:t xml:space="preserve">Desenvolver tela de Hoje limitada a 3 prioridades escolhidas manualmente pelo usuário, com recusa explicada na 4ª que oferece trocar uma das abertas ou adiar a nova, checkbox de 32px e barra de progresso visual com cor dinâmica (RF02, RF05, RF06, CA-PI02 a CA-PI04);</w:t>
       </w:r>
     </w:p>
     <w:p>
@@ -1294,7 +1220,7 @@
           <w:szCs w:val="24"/>
           <w:rtl w:val="0"/>
         </w:rPr>
-        <w:t xml:space="preserve">A disciplina definiu critérios mensuráveis de aceite (CA-PI01 a CA-PI07) e 23 casos de teste manuais, alinhada a Pressman e Maxim (2021), para quem o engenheiro deve avaliar a qualidade, revisar produtos e aplicar estratégias de teste. Os critérios cobrem: captura visível em menos de 10s e exclusão sem travar com 50 itens; recomendação de poucas prioridades, com aviso no lugar e sem trava na quarta; checklist conferido em menos de 60s; Pomodoro de duração configurável (25 min por padrão) que não zera ao trocar de aba; lembrete de saída agendado 15 minutos antes do horário escolhido; e ausência de erro na execução. Cinco defeitos encontrados por esses testes viraram correção e caso de regressão: a perda de item na promoção; o cronômetro, que contava o tempo duas vezes e acelerava sem parar; o alarme de saída, que empilhava um aviso a cada reagendamento; o "hoje", calculado em dia UTC, que apagava da lista os itens criados à noite; e a Revisão, que exibia "0/7 dias zerados" antes mesmo de ter lido o banco.</w:t>
+        <w:t xml:space="preserve">A disciplina definiu critérios mensuráveis de aceite (CA-PI01 a CA-PI07) e 23 casos de teste manuais, alinhada a Pressman e Maxim (2021), para quem o engenheiro deve avaliar a qualidade, revisar produtos e aplicar estratégias de teste. Os critérios cobrem: captura visível em menos de 10s e exclusão sem travar com 50 itens; limite de 3 prioridades, com recusa que oferece trocar uma das abertas ou deixar a nova para amanhã; checklist conferido em menos de 60s; Pomodoro de duração configurável (25 min por padrão) que não zera ao trocar de aba; lembrete de saída agendado 15 minutos antes do horário escolhido; e ausência de erro na execução. Cinco defeitos encontrados por esses testes viraram correção e caso de regressão: a perda de item na promoção; o cronômetro, que contava o tempo duas vezes e acelerava sem parar; o alarme de saída, que empilhava um aviso a cada reagendamento; o "hoje", calculado em dia UTC, que apagava da lista os itens criados à noite; e a Revisão, que exibia "0/7 dias zerados" antes mesmo de ter lido o banco.</w:t>
       </w:r>
     </w:p>
     <w:p>
@@ -4348,7 +4274,7 @@
           <w:szCs w:val="24"/>
           <w:rtl w:val="0"/>
         </w:rPr>
-        <w:t xml:space="preserve">Contagem regressiva visual por tarefa, com duração configurável (25 min por padrão; 5, 15, 25 ou 45 min à escolha) e Iniciar/Pausar sem resetar ao trocar de aba (estado preservado). Ao encerrar, abre uma folha com o progresso do dia no formato x/N concluídas e as prioridades que continuam em aberto, para escolher qual atacar em seguida, sem interromper o foco. A folha não sugere tarefas novas: oferece as que já foram escolhidas pelo usuário, e convida a uma pausa quando todas estão concluídas.</w:t>
+        <w:t xml:space="preserve">Contagem regressiva visual por tarefa, com duração configurável (25 min por padrão; 5, 15, 25 ou 45 min à escolha) e Iniciar/Pausar sem resetar ao trocar de aba (estado preservado). Ao encerrar, abre uma folha com o progresso do dia no formato x/3 concluídas e as prioridades que continuam em aberto, para escolher qual atacar em seguida, sem interromper o foco. A folha não sugere tarefas novas: oferece as que já foram escolhidas pelo usuário, e convida a uma pausa quando todas estão concluídas.</w:t>
       </w:r>
     </w:p>
     <w:p>
